--- a/supplementary files/Supplementary_S4.docx
+++ b/supplementary files/Supplementary_S4.docx
@@ -1070,7 +1070,6 @@
         <w:autoSpaceDN w:val="0"/>
         <w:adjustRightInd w:val="0"/>
         <w:spacing w:after="0" w:line="240" w:lineRule="atLeast"/>
-        <w:ind w:firstLine="238"/>
         <w:jc w:val="both"/>
         <w:textAlignment w:val="baseline"/>
         <w:rPr>
@@ -1108,7 +1107,58 @@
           <w:szCs w:val="20"/>
           <w:lang w:val="en-US" w:eastAsia="de-DE"/>
         </w:rPr>
-        <w:t>Based on the CISA standard structure, the method strengthens Domain 1, Information Systems Audit Process, by optimizing planning and execution through: i) a contextual assessment that defines scope, attack surface, impacted functionalities, and relevant risks, and ii) the generation of SECM-CAT</w:t>
+        <w:t>Based on the CISA standard structure, the method strengthens Domain 1</w:t>
+      </w:r>
+      <w:r>
+        <w:rPr>
+          <w:rFonts w:ascii="Times" w:eastAsia="Times New Roman" w:hAnsi="Times" w:cs="Times"/>
+          <w:noProof/>
+          <w:color w:val="000000"/>
+          <w:sz w:val="20"/>
+          <w:szCs w:val="20"/>
+          <w:lang w:val="en-US" w:eastAsia="de-DE"/>
+        </w:rPr>
+        <w:t xml:space="preserve"> </w:t>
+      </w:r>
+      <w:sdt>
+        <w:sdtPr>
+          <w:rPr>
+            <w:rFonts w:ascii="Times" w:eastAsia="Times New Roman" w:hAnsi="Times" w:cs="Times"/>
+            <w:noProof/>
+            <w:color w:val="000000"/>
+            <w:sz w:val="20"/>
+            <w:szCs w:val="20"/>
+            <w:lang w:val="en-US" w:eastAsia="de-DE"/>
+          </w:rPr>
+          <w:tag w:val="MENDELEY_CITATION_v3_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"/>
+          <w:id w:val="-1751572995"/>
+          <w:placeholder>
+            <w:docPart w:val="3AEB9D8BC6FA499495988C429881DB45"/>
+          </w:placeholder>
+        </w:sdtPr>
+        <w:sdtContent>
+          <w:r>
+            <w:rPr>
+              <w:rFonts w:ascii="Times" w:eastAsia="Times New Roman" w:hAnsi="Times" w:cs="Times"/>
+              <w:noProof/>
+              <w:color w:val="000000"/>
+              <w:sz w:val="20"/>
+              <w:szCs w:val="20"/>
+              <w:lang w:val="en-US" w:eastAsia="de-DE"/>
+            </w:rPr>
+            <w:t>[8]</w:t>
+          </w:r>
+        </w:sdtContent>
+      </w:sdt>
+      <w:r>
+        <w:rPr>
+          <w:rFonts w:ascii="Times" w:eastAsia="Times New Roman" w:hAnsi="Times" w:cs="Times"/>
+          <w:noProof/>
+          <w:sz w:val="20"/>
+          <w:szCs w:val="20"/>
+          <w:lang w:val="en-US" w:eastAsia="de-DE"/>
+        </w:rPr>
+        <w:t>, Information Systems Audit Process, by optimizing planning and execution through: i) a contextual assessment that defines scope, attack surface, impacted functionalities, and relevant risks, and ii) the generation of SECM-CAT</w:t>
       </w:r>
       <w:r>
         <w:rPr>
@@ -1973,7 +2023,7 @@
           <w:szCs w:val="20"/>
           <w:lang w:val="en-US" w:eastAsia="de-DE"/>
         </w:rPr>
-        <w:t xml:space="preserve"> and scripts</w:t>
+        <w:t xml:space="preserve"> scripts</w:t>
       </w:r>
       <w:r>
         <w:rPr>
@@ -1993,7 +2043,7 @@
           <w:szCs w:val="20"/>
           <w:lang w:val="en-US" w:eastAsia="de-DE"/>
         </w:rPr>
-        <w:t xml:space="preserve"> that allow the audit to be reproduced and demonstrate how the validations were executed and the artifacts generated</w:t>
+        <w:t xml:space="preserve"> and parameters</w:t>
       </w:r>
       <w:r>
         <w:rPr>
@@ -2005,6 +2055,26 @@
           <w:lang w:val="en-US" w:eastAsia="de-DE"/>
         </w:rPr>
         <w:footnoteReference w:id="13"/>
+      </w:r>
+      <w:r>
+        <w:rPr>
+          <w:rFonts w:ascii="Times" w:eastAsia="Times New Roman" w:hAnsi="Times" w:cs="Times"/>
+          <w:sz w:val="20"/>
+          <w:szCs w:val="20"/>
+          <w:lang w:val="en-US" w:eastAsia="de-DE"/>
+        </w:rPr>
+        <w:t xml:space="preserve"> that allow the audit to be reproduced and demonstrate how the validations were executed and the artifacts generated</w:t>
+      </w:r>
+      <w:r>
+        <w:rPr>
+          <w:rFonts w:ascii="Times New Roman" w:eastAsia="Times New Roman" w:hAnsi="Times New Roman" w:cs="Times New Roman"/>
+          <w:noProof/>
+          <w:sz w:val="20"/>
+          <w:szCs w:val="20"/>
+          <w:vertAlign w:val="superscript"/>
+          <w:lang w:val="en-US" w:eastAsia="de-DE"/>
+        </w:rPr>
+        <w:footnoteReference w:id="14"/>
       </w:r>
       <w:r>
         <w:rPr>
@@ -2084,7 +2154,7 @@
           <w:vertAlign w:val="superscript"/>
           <w:lang w:val="en-US" w:eastAsia="de-DE"/>
         </w:rPr>
-        <w:footnoteReference w:id="14"/>
+        <w:footnoteReference w:id="15"/>
       </w:r>
       <w:r>
         <w:rPr>
@@ -2104,16 +2174,36 @@
           <w:vertAlign w:val="superscript"/>
           <w:lang w:val="en-US" w:eastAsia="de-DE"/>
         </w:rPr>
-        <w:footnoteReference w:id="15"/>
-      </w:r>
-      <w:r>
-        <w:rPr>
-          <w:rFonts w:ascii="Times" w:eastAsia="Times New Roman" w:hAnsi="Times" w:cs="Times"/>
-          <w:sz w:val="20"/>
-          <w:szCs w:val="20"/>
-          <w:lang w:val="en-US" w:eastAsia="de-DE"/>
-        </w:rPr>
-        <w:t>, execution logs, version and execution metadata, and requirement-finding-evidence traceability records</w:t>
+        <w:footnoteReference w:id="16"/>
+      </w:r>
+      <w:r>
+        <w:rPr>
+          <w:rFonts w:ascii="Times" w:eastAsia="Times New Roman" w:hAnsi="Times" w:cs="Times"/>
+          <w:sz w:val="20"/>
+          <w:szCs w:val="20"/>
+          <w:lang w:val="en-US" w:eastAsia="de-DE"/>
+        </w:rPr>
+        <w:t>, execution logs</w:t>
+      </w:r>
+      <w:r>
+        <w:rPr>
+          <w:rFonts w:ascii="Times New Roman" w:eastAsia="Times New Roman" w:hAnsi="Times New Roman" w:cs="Times New Roman"/>
+          <w:noProof/>
+          <w:sz w:val="20"/>
+          <w:szCs w:val="20"/>
+          <w:vertAlign w:val="superscript"/>
+          <w:lang w:val="en-US" w:eastAsia="de-DE"/>
+        </w:rPr>
+        <w:footnoteReference w:id="17"/>
+      </w:r>
+      <w:r>
+        <w:rPr>
+          <w:rFonts w:ascii="Times" w:eastAsia="Times New Roman" w:hAnsi="Times" w:cs="Times"/>
+          <w:sz w:val="20"/>
+          <w:szCs w:val="20"/>
+          <w:lang w:val="en-US" w:eastAsia="de-DE"/>
+        </w:rPr>
+        <w:t>, version and execution metadata, and requirement-finding-evidence traceability records</w:t>
       </w:r>
       <w:r>
         <w:rPr>
@@ -2684,7 +2774,17 @@
           <w:szCs w:val="20"/>
           <w:lang w:val="en-US" w:eastAsia="de-DE"/>
         </w:rPr>
-        <w:t>The Development (DEV) team characterizes the functional context of the mHealth application selected for auditing. This characterization includes background information, user profiles, scope, environmental factors, product objectives, and other operational conditions that affect the expected system behavior. Based on this context, the Security (SEC) team defines the security context, delimits the attack surface, assesses potential risks, and specifies expected configurations and controls that will serve as a reference for the assessment.</w:t>
+        <w:t xml:space="preserve">The Development (DEV) team characterizes the functional context of the mHealth application selected for auditing. This characterization includes background information, user profiles, scope, </w:t>
+      </w:r>
+      <w:r>
+        <w:rPr>
+          <w:rFonts w:ascii="Times" w:eastAsia="Times New Roman" w:hAnsi="Times" w:cs="Times"/>
+          <w:sz w:val="20"/>
+          <w:szCs w:val="20"/>
+          <w:lang w:val="en-US" w:eastAsia="de-DE"/>
+        </w:rPr>
+        <w:lastRenderedPageBreak/>
+        <w:t>environmental factors, product objectives, and other operational conditions that affect the expected system behavior. Based on this context, the Security (SEC) team defines the security context, delimits the attack surface, assesses potential risks, and specifies expected configurations and controls that will serve as a reference for the assessment.</w:t>
       </w:r>
     </w:p>
     <w:p>
@@ -2720,7 +2820,6 @@
           <w:szCs w:val="20"/>
           <w:lang w:val="en-US" w:eastAsia="de-DE"/>
         </w:rPr>
-        <w:lastRenderedPageBreak/>
         <w:t xml:space="preserve">SECM-CAT* </w:t>
       </w:r>
       <w:bookmarkEnd w:id="2"/>
@@ -2815,7 +2914,43 @@
           <w:szCs w:val="20"/>
           <w:lang w:val="en-US" w:eastAsia="de-DE"/>
         </w:rPr>
-        <w:t>The AT Audit team builds the operational checklist based on SECM-CAT*. This checklist explicitly states, for each requirement, the decision criteria and the required evidence, and acts as a control instrument to ensure consistency, repeatability, and traceability during execution</w:t>
+        <w:t>The Audit team</w:t>
+      </w:r>
+      <w:r>
+        <w:rPr>
+          <w:rFonts w:ascii="Times" w:eastAsia="Times New Roman" w:hAnsi="Times" w:cs="Times"/>
+          <w:sz w:val="20"/>
+          <w:szCs w:val="20"/>
+          <w:lang w:val="en-US" w:eastAsia="de-DE"/>
+        </w:rPr>
+        <w:t xml:space="preserve"> (</w:t>
+      </w:r>
+      <w:r>
+        <w:rPr>
+          <w:rFonts w:ascii="Times" w:eastAsia="Times New Roman" w:hAnsi="Times" w:cs="Times"/>
+          <w:sz w:val="20"/>
+          <w:szCs w:val="20"/>
+          <w:lang w:val="en-US" w:eastAsia="de-DE"/>
+        </w:rPr>
+        <w:t>AT</w:t>
+      </w:r>
+      <w:r>
+        <w:rPr>
+          <w:rFonts w:ascii="Times" w:eastAsia="Times New Roman" w:hAnsi="Times" w:cs="Times"/>
+          <w:sz w:val="20"/>
+          <w:szCs w:val="20"/>
+          <w:lang w:val="en-US" w:eastAsia="de-DE"/>
+        </w:rPr>
+        <w:t>)</w:t>
+      </w:r>
+      <w:r>
+        <w:rPr>
+          <w:rFonts w:ascii="Times" w:eastAsia="Times New Roman" w:hAnsi="Times" w:cs="Times"/>
+          <w:sz w:val="20"/>
+          <w:szCs w:val="20"/>
+          <w:lang w:val="en-US" w:eastAsia="de-DE"/>
+        </w:rPr>
+        <w:t xml:space="preserve"> builds the operational checklist based on SECM-CAT*. This checklist explicitly states, for each requirement, the decision criteria and the required evidence, and acts as a control instrument to ensure consistency, repeatability, and traceability during execution</w:t>
       </w:r>
       <w:r>
         <w:rPr>
@@ -2966,7 +3101,7 @@
             <w:sz w:val="20"/>
             <w:lang w:val="en-US"/>
           </w:rPr>
-          <w:tag w:val="MENDELEY_CITATION_v3_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"/>
+          <w:tag w:val="MENDELEY_CITATION_v3_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"/>
           <w:id w:val="-1888939878"/>
         </w:sdtPr>
         <w:sdtEndPr/>
@@ -2978,7 +3113,7 @@
               <w:sz w:val="20"/>
               <w:lang w:val="en-US"/>
             </w:rPr>
-            <w:t>[8]</w:t>
+            <w:t>[9]</w:t>
           </w:r>
         </w:sdtContent>
       </w:sdt>
@@ -3045,7 +3180,7 @@
             <w:sz w:val="20"/>
             <w:lang w:val="en-US"/>
           </w:rPr>
-          <w:tag w:val="MENDELEY_CITATION_v3_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"/>
+          <w:tag w:val="MENDELEY_CITATION_v3_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"/>
           <w:id w:val="795882820"/>
           <w:placeholder>
             <w:docPart w:val="D49624B7A3634F62B4CCD6B3D02DAD23"/>
@@ -3060,7 +3195,7 @@
               <w:sz w:val="20"/>
               <w:lang w:val="en-US"/>
             </w:rPr>
-            <w:t>[9], [10]</w:t>
+            <w:t>[10], [11]</w:t>
           </w:r>
         </w:sdtContent>
       </w:sdt>
@@ -3128,7 +3263,7 @@
             <w:sz w:val="20"/>
             <w:lang w:val="en-US"/>
           </w:rPr>
-          <w:tag w:val="MENDELEY_CITATION_v3_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"/>
+          <w:tag w:val="MENDELEY_CITATION_v3_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"/>
           <w:id w:val="1516188991"/>
           <w:placeholder>
             <w:docPart w:val="0CCF035B27C044E9AD075A9879C2232E"/>
@@ -3143,7 +3278,7 @@
               <w:sz w:val="20"/>
               <w:lang w:val="en-US"/>
             </w:rPr>
-            <w:t>[11]</w:t>
+            <w:t>[12]</w:t>
           </w:r>
         </w:sdtContent>
       </w:sdt>
@@ -3218,7 +3353,7 @@
             <w:sz w:val="20"/>
             <w:lang w:val="en-US"/>
           </w:rPr>
-          <w:tag w:val="MENDELEY_CITATION_v3_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"/>
+          <w:tag w:val="MENDELEY_CITATION_v3_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"/>
           <w:id w:val="-1937284413"/>
           <w:placeholder>
             <w:docPart w:val="0CCF035B27C044E9AD075A9879C2232E"/>
@@ -3233,7 +3368,7 @@
               <w:sz w:val="20"/>
               <w:lang w:val="en-US"/>
             </w:rPr>
-            <w:t>[12]</w:t>
+            <w:t>[13]</w:t>
           </w:r>
         </w:sdtContent>
       </w:sdt>
@@ -3310,7 +3445,7 @@
             <w:szCs w:val="20"/>
             <w:lang w:val="en-US" w:eastAsia="de-DE"/>
           </w:rPr>
-          <w:tag w:val="MENDELEY_CITATION_v3_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"/>
+          <w:tag w:val="MENDELEY_CITATION_v3_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"/>
           <w:id w:val="1023436999"/>
           <w:placeholder>
             <w:docPart w:val="0CCF035B27C044E9AD075A9879C2232E"/>
@@ -3326,7 +3461,7 @@
               <w:szCs w:val="20"/>
               <w:lang w:val="en-US" w:eastAsia="de-DE"/>
             </w:rPr>
-            <w:t>[13], [14], [15]</w:t>
+            <w:t>[14], [15], [16]</w:t>
           </w:r>
         </w:sdtContent>
       </w:sdt>
@@ -3404,7 +3539,43 @@
           <w:szCs w:val="20"/>
           <w:lang w:val="en-US" w:eastAsia="de-DE"/>
         </w:rPr>
-        <w:t xml:space="preserve">The AT Audit team consolidates the findings derived from the execution, correlates them with SECM-CAT* requirements, and determines compliance for each requirement, preserving the associated evidence. </w:t>
+        <w:t>The Audit team</w:t>
+      </w:r>
+      <w:r>
+        <w:rPr>
+          <w:rFonts w:ascii="Times" w:eastAsia="Times New Roman" w:hAnsi="Times" w:cs="Times"/>
+          <w:sz w:val="20"/>
+          <w:szCs w:val="20"/>
+          <w:lang w:val="en-US" w:eastAsia="de-DE"/>
+        </w:rPr>
+        <w:t xml:space="preserve"> (</w:t>
+      </w:r>
+      <w:r>
+        <w:rPr>
+          <w:rFonts w:ascii="Times" w:eastAsia="Times New Roman" w:hAnsi="Times" w:cs="Times"/>
+          <w:sz w:val="20"/>
+          <w:szCs w:val="20"/>
+          <w:lang w:val="en-US" w:eastAsia="de-DE"/>
+        </w:rPr>
+        <w:t>AT</w:t>
+      </w:r>
+      <w:r>
+        <w:rPr>
+          <w:rFonts w:ascii="Times" w:eastAsia="Times New Roman" w:hAnsi="Times" w:cs="Times"/>
+          <w:sz w:val="20"/>
+          <w:szCs w:val="20"/>
+          <w:lang w:val="en-US" w:eastAsia="de-DE"/>
+        </w:rPr>
+        <w:t>)</w:t>
+      </w:r>
+      <w:r>
+        <w:rPr>
+          <w:rFonts w:ascii="Times" w:eastAsia="Times New Roman" w:hAnsi="Times" w:cs="Times"/>
+          <w:sz w:val="20"/>
+          <w:szCs w:val="20"/>
+          <w:lang w:val="en-US" w:eastAsia="de-DE"/>
+        </w:rPr>
+        <w:t xml:space="preserve"> consolidates the findings derived from the execution, correlates them with SECM-CAT* requirements, and determines compliance for each requirement, preserving the associated evidence. </w:t>
       </w:r>
       <w:r>
         <w:rPr>
@@ -3570,14 +3741,99 @@
         </w:rPr>
         <w:t xml:space="preserve">with </w:t>
       </w:r>
-      <w:r>
-        <w:rPr>
-          <w:rFonts w:ascii="Times" w:eastAsia="Times New Roman" w:hAnsi="Times" w:cs="Times"/>
-          <w:sz w:val="20"/>
-          <w:szCs w:val="20"/>
-          <w:lang w:val="en-US" w:eastAsia="de-DE"/>
-        </w:rPr>
-        <w:t>ChatGPT, GPT-5.2 to support the standardization of deliverables from evidence produced by the pipeline. For reproducibility, the workflow records tool versions, model identifier, prompts, and run metadata alongside the generated artifacts</w:t>
+      <w:proofErr w:type="spellStart"/>
+      <w:r>
+        <w:rPr>
+          <w:rFonts w:ascii="Times" w:eastAsia="Times New Roman" w:hAnsi="Times" w:cs="Times"/>
+          <w:sz w:val="20"/>
+          <w:szCs w:val="20"/>
+          <w:lang w:val="en-US" w:eastAsia="de-DE"/>
+        </w:rPr>
+        <w:t>ChatGPT</w:t>
+      </w:r>
+      <w:proofErr w:type="spellEnd"/>
+      <w:r>
+        <w:rPr>
+          <w:rFonts w:ascii="Times" w:eastAsia="Times New Roman" w:hAnsi="Times" w:cs="Times"/>
+          <w:sz w:val="20"/>
+          <w:szCs w:val="20"/>
+          <w:lang w:val="en-US" w:eastAsia="de-DE"/>
+        </w:rPr>
+        <w:t>, GPT-5.</w:t>
+      </w:r>
+      <w:r>
+        <w:rPr>
+          <w:rFonts w:ascii="Times" w:eastAsia="Times New Roman" w:hAnsi="Times" w:cs="Times"/>
+          <w:sz w:val="20"/>
+          <w:szCs w:val="20"/>
+          <w:lang w:val="en-US" w:eastAsia="de-DE"/>
+        </w:rPr>
+        <w:t>4</w:t>
+      </w:r>
+      <w:r>
+        <w:rPr>
+          <w:rFonts w:ascii="Times" w:eastAsia="Times New Roman" w:hAnsi="Times" w:cs="Times"/>
+          <w:sz w:val="20"/>
+          <w:szCs w:val="20"/>
+          <w:lang w:val="en-US" w:eastAsia="de-DE"/>
+        </w:rPr>
+        <w:t xml:space="preserve"> to support the standardization of deliverables from evidence produced by the pipeline.</w:t>
+      </w:r>
+      <w:r>
+        <w:rPr>
+          <w:rFonts w:ascii="Times" w:eastAsia="Times New Roman" w:hAnsi="Times" w:cs="Times"/>
+          <w:sz w:val="20"/>
+          <w:szCs w:val="20"/>
+          <w:lang w:val="en-US" w:eastAsia="de-DE"/>
+        </w:rPr>
+        <w:t xml:space="preserve"> </w:t>
+      </w:r>
+      <w:r>
+        <w:rPr>
+          <w:rFonts w:ascii="Times" w:eastAsia="Times New Roman" w:hAnsi="Times" w:cs="Times"/>
+          <w:sz w:val="20"/>
+          <w:szCs w:val="20"/>
+          <w:lang w:val="en-US" w:eastAsia="de-DE"/>
+        </w:rPr>
+        <w:t xml:space="preserve">The AI ​​LLM is configurable for any engine such as Mistral, Azure, </w:t>
+      </w:r>
+      <w:proofErr w:type="spellStart"/>
+      <w:r>
+        <w:rPr>
+          <w:rFonts w:ascii="Times" w:eastAsia="Times New Roman" w:hAnsi="Times" w:cs="Times"/>
+          <w:sz w:val="20"/>
+          <w:szCs w:val="20"/>
+          <w:lang w:val="en-US" w:eastAsia="de-DE"/>
+        </w:rPr>
+        <w:t>OpenAI</w:t>
+      </w:r>
+      <w:proofErr w:type="spellEnd"/>
+      <w:r>
+        <w:rPr>
+          <w:rFonts w:ascii="Times" w:eastAsia="Times New Roman" w:hAnsi="Times" w:cs="Times"/>
+          <w:sz w:val="20"/>
+          <w:szCs w:val="20"/>
+          <w:lang w:val="en-US" w:eastAsia="de-DE"/>
+        </w:rPr>
+        <w:t>, Claude, Gemini, etc.</w:t>
+      </w:r>
+      <w:r>
+        <w:rPr>
+          <w:rFonts w:ascii="Times" w:eastAsia="Times New Roman" w:hAnsi="Times" w:cs="Times"/>
+          <w:sz w:val="20"/>
+          <w:szCs w:val="20"/>
+          <w:lang w:val="en-US" w:eastAsia="de-DE"/>
+        </w:rPr>
+        <w:t xml:space="preserve"> </w:t>
+      </w:r>
+      <w:r>
+        <w:rPr>
+          <w:rFonts w:ascii="Times" w:eastAsia="Times New Roman" w:hAnsi="Times" w:cs="Times"/>
+          <w:sz w:val="20"/>
+          <w:szCs w:val="20"/>
+          <w:lang w:val="en-US" w:eastAsia="de-DE"/>
+        </w:rPr>
+        <w:t>For reproducibility, the workflow records tool versions, model identifier, prompts, and run metadata alongside the generated artifacts</w:t>
       </w:r>
       <w:r>
         <w:rPr>
@@ -3606,7 +3862,7 @@
           <w:vertAlign w:val="superscript"/>
           <w:lang w:val="en-US" w:eastAsia="de-DE"/>
         </w:rPr>
-        <w:footnoteReference w:id="16"/>
+        <w:footnoteReference w:id="18"/>
       </w:r>
       <w:r>
         <w:rPr>
@@ -3723,7 +3979,35 @@
           <w:szCs w:val="20"/>
           <w:lang w:val="en-US" w:eastAsia="de-DE"/>
         </w:rPr>
-        <w:t xml:space="preserve">In Phase 2, executed sequentially, the evidence is consolidated and the deliverables are generated. First, the VISION360 generator consolidates the upstream artifacts into a unified fingerprint and an evidence bundle. Then, the Checklist generator uses the fingerprint, and the requirements catalog to produce the compliance checklist in Excel format. Finally, the Audit Summary process is divided into two stages: Stage 1 builds a JSON analysis package with consolidated metrics and evidence references, and Stage 2 generates the final Audit Summary.docx report with the support of the AI </w:t>
+        <w:t xml:space="preserve">In Phase 2, executed sequentially, the evidence is consolidated and the deliverables are generated. First, the VISION360 generator consolidates the upstream artifacts into a unified fingerprint and an evidence bundle. Then, the Checklist generator uses the fingerprint, and the requirements catalog to produce the compliance checklist in Excel format. Finally, the Audit Summary process is divided into two stages: Stage 1 builds a JSON analysis package with consolidated </w:t>
+      </w:r>
+      <w:r>
+        <w:rPr>
+          <w:rFonts w:ascii="Times" w:eastAsia="Times New Roman" w:hAnsi="Times" w:cs="Times"/>
+          <w:sz w:val="20"/>
+          <w:szCs w:val="20"/>
+          <w:lang w:val="en-US" w:eastAsia="de-DE"/>
+        </w:rPr>
+        <w:lastRenderedPageBreak/>
+        <w:t>metrics and evidence references, and Stage 2 generates the final Audit Summary report</w:t>
+      </w:r>
+      <w:r>
+        <w:rPr>
+          <w:rFonts w:ascii="Times" w:eastAsia="Times New Roman" w:hAnsi="Times" w:cs="Times"/>
+          <w:sz w:val="20"/>
+          <w:szCs w:val="20"/>
+          <w:lang w:val="en-US" w:eastAsia="de-DE"/>
+        </w:rPr>
+        <w:t xml:space="preserve"> in docx and pdf format</w:t>
+      </w:r>
+      <w:r>
+        <w:rPr>
+          <w:rFonts w:ascii="Times" w:eastAsia="Times New Roman" w:hAnsi="Times" w:cs="Times"/>
+          <w:sz w:val="20"/>
+          <w:szCs w:val="20"/>
+          <w:lang w:val="en-US" w:eastAsia="de-DE"/>
+        </w:rPr>
+        <w:t xml:space="preserve"> with the support of the AI </w:t>
       </w:r>
       <w:r>
         <w:rPr>
@@ -3795,17 +4079,25 @@
           <w:szCs w:val="20"/>
           <w:lang w:val="en-US" w:eastAsia="de-DE"/>
         </w:rPr>
-        <w:t xml:space="preserve">As a result, the workflow publishes primary deliverables and supporting evidence. The primary deliverables include the compliance checklist and the final Audit Summary.docx report. Supporting evidence is grouped into an evidence pack </w:t>
-      </w:r>
-      <w:r>
-        <w:rPr>
-          <w:rFonts w:ascii="Times" w:eastAsia="Times New Roman" w:hAnsi="Times" w:cs="Times"/>
-          <w:sz w:val="20"/>
-          <w:szCs w:val="20"/>
-          <w:lang w:val="en-US" w:eastAsia="de-DE"/>
-        </w:rPr>
-        <w:lastRenderedPageBreak/>
-        <w:t>for each run, which includes scanner outputs, fingerprints, logs, and provenance metadata, while internal artifacts preserve workflow logs, SARIF, JSON, compressed files, and run metadata for forensic auditing and reproducibility</w:t>
+        <w:t>As a result, the workflow publishes primary deliverables and supporting evidence. The primary deliverables include the compliance checklist and the final Audit Summary report</w:t>
+      </w:r>
+      <w:r>
+        <w:rPr>
+          <w:rFonts w:ascii="Times" w:eastAsia="Times New Roman" w:hAnsi="Times" w:cs="Times"/>
+          <w:sz w:val="20"/>
+          <w:szCs w:val="20"/>
+          <w:lang w:val="en-US" w:eastAsia="de-DE"/>
+        </w:rPr>
+        <w:t xml:space="preserve"> in docx and pdf format</w:t>
+      </w:r>
+      <w:r>
+        <w:rPr>
+          <w:rFonts w:ascii="Times" w:eastAsia="Times New Roman" w:hAnsi="Times" w:cs="Times"/>
+          <w:sz w:val="20"/>
+          <w:szCs w:val="20"/>
+          <w:lang w:val="en-US" w:eastAsia="de-DE"/>
+        </w:rPr>
+        <w:t>. Supporting evidence is grouped into an evidence pack for each run, which includes scanner outputs, fingerprints, logs, and provenance metadata, while internal artifacts preserve workflow logs, SARIF, JSON, compressed files, and run metadata for forensic auditing and reproducibility</w:t>
       </w:r>
       <w:r>
         <w:rPr>
@@ -3912,7 +4204,7 @@
           <w:lang w:val="en-US" w:eastAsia="de-DE"/>
         </w:rPr>
         <w:drawing>
-          <wp:inline distT="0" distB="0" distL="0" distR="0" wp14:anchorId="5BB68A17" wp14:editId="24BC8A43">
+          <wp:inline distT="0" distB="0" distL="0" distR="0" wp14:anchorId="5BB68A17" wp14:editId="5E096DE1">
             <wp:extent cx="5909733" cy="5909733"/>
             <wp:effectExtent l="0" t="0" r="0" b="0"/>
             <wp:docPr id="12" name="Imagen 12"/>
@@ -3941,7 +4233,7 @@
                   <pic:spPr>
                     <a:xfrm>
                       <a:off x="0" y="0"/>
-                      <a:ext cx="5924358" cy="5924358"/>
+                      <a:ext cx="5909733" cy="5909733"/>
                     </a:xfrm>
                     <a:prstGeom prst="rect">
                       <a:avLst/>
@@ -4207,7 +4499,7 @@
             <w:autoSpaceDE w:val="0"/>
             <w:autoSpaceDN w:val="0"/>
             <w:ind w:hanging="640"/>
-            <w:divId w:val="525749167"/>
+            <w:divId w:val="839470887"/>
             <w:rPr>
               <w:rFonts w:ascii="Times" w:eastAsia="Times New Roman" w:hAnsi="Times" w:cs="Times"/>
               <w:color w:val="000000"/>
@@ -4241,7 +4533,7 @@
             <w:autoSpaceDE w:val="0"/>
             <w:autoSpaceDN w:val="0"/>
             <w:ind w:hanging="640"/>
-            <w:divId w:val="701369750"/>
+            <w:divId w:val="830028906"/>
             <w:rPr>
               <w:rFonts w:ascii="Times" w:eastAsia="Times New Roman" w:hAnsi="Times" w:cs="Times"/>
               <w:color w:val="000000"/>
@@ -4274,7 +4566,7 @@
             <w:autoSpaceDE w:val="0"/>
             <w:autoSpaceDN w:val="0"/>
             <w:ind w:hanging="640"/>
-            <w:divId w:val="1115253763"/>
+            <w:divId w:val="1074820963"/>
             <w:rPr>
               <w:rFonts w:ascii="Times" w:eastAsia="Times New Roman" w:hAnsi="Times" w:cs="Times"/>
               <w:color w:val="000000"/>
@@ -4307,7 +4599,7 @@
             <w:autoSpaceDE w:val="0"/>
             <w:autoSpaceDN w:val="0"/>
             <w:ind w:hanging="640"/>
-            <w:divId w:val="1680547943"/>
+            <w:divId w:val="1256091158"/>
             <w:rPr>
               <w:rFonts w:ascii="Times" w:eastAsia="Times New Roman" w:hAnsi="Times" w:cs="Times"/>
               <w:color w:val="000000"/>
@@ -4332,8 +4624,69 @@
               <w:lang w:val="en-US"/>
             </w:rPr>
             <w:tab/>
-            <w:t xml:space="preserve">M. A. Martínez, J. Lasheras, E. Fernández-Medina, A. Toval, and M. Piattini, “A Personal Data Audit Method through Requirements Engineering,” </w:t>
-          </w:r>
+            <w:t xml:space="preserve">M. A. Martínez, J. </w:t>
+          </w:r>
+          <w:proofErr w:type="spellStart"/>
+          <w:r>
+            <w:rPr>
+              <w:rFonts w:ascii="Times" w:eastAsia="Times New Roman" w:hAnsi="Times" w:cs="Times"/>
+              <w:color w:val="000000"/>
+              <w:sz w:val="20"/>
+              <w:lang w:val="en-US"/>
+            </w:rPr>
+            <w:t>Lasheras</w:t>
+          </w:r>
+          <w:proofErr w:type="spellEnd"/>
+          <w:r>
+            <w:rPr>
+              <w:rFonts w:ascii="Times" w:eastAsia="Times New Roman" w:hAnsi="Times" w:cs="Times"/>
+              <w:color w:val="000000"/>
+              <w:sz w:val="20"/>
+              <w:lang w:val="en-US"/>
+            </w:rPr>
+            <w:t xml:space="preserve">, E. Fernández-Medina, A. </w:t>
+          </w:r>
+          <w:proofErr w:type="spellStart"/>
+          <w:r>
+            <w:rPr>
+              <w:rFonts w:ascii="Times" w:eastAsia="Times New Roman" w:hAnsi="Times" w:cs="Times"/>
+              <w:color w:val="000000"/>
+              <w:sz w:val="20"/>
+              <w:lang w:val="en-US"/>
+            </w:rPr>
+            <w:t>Toval</w:t>
+          </w:r>
+          <w:proofErr w:type="spellEnd"/>
+          <w:r>
+            <w:rPr>
+              <w:rFonts w:ascii="Times" w:eastAsia="Times New Roman" w:hAnsi="Times" w:cs="Times"/>
+              <w:color w:val="000000"/>
+              <w:sz w:val="20"/>
+              <w:lang w:val="en-US"/>
+            </w:rPr>
+            <w:t xml:space="preserve">, and M. </w:t>
+          </w:r>
+          <w:proofErr w:type="spellStart"/>
+          <w:r>
+            <w:rPr>
+              <w:rFonts w:ascii="Times" w:eastAsia="Times New Roman" w:hAnsi="Times" w:cs="Times"/>
+              <w:color w:val="000000"/>
+              <w:sz w:val="20"/>
+              <w:lang w:val="en-US"/>
+            </w:rPr>
+            <w:t>Piattini</w:t>
+          </w:r>
+          <w:proofErr w:type="spellEnd"/>
+          <w:r>
+            <w:rPr>
+              <w:rFonts w:ascii="Times" w:eastAsia="Times New Roman" w:hAnsi="Times" w:cs="Times"/>
+              <w:color w:val="000000"/>
+              <w:sz w:val="20"/>
+              <w:lang w:val="en-US"/>
+            </w:rPr>
+            <w:t xml:space="preserve">, “A Personal Data Audit Method through Requirements Engineering,” </w:t>
+          </w:r>
+          <w:proofErr w:type="spellStart"/>
           <w:r>
             <w:rPr>
               <w:rFonts w:ascii="Times" w:eastAsia="Times New Roman" w:hAnsi="Times" w:cs="Times"/>
@@ -4343,16 +4696,48 @@
               <w:sz w:val="20"/>
               <w:lang w:val="en-US"/>
             </w:rPr>
-            <w:t>Comput. Stand. Interfaces</w:t>
-          </w:r>
-          <w:r>
-            <w:rPr>
-              <w:rFonts w:ascii="Times" w:eastAsia="Times New Roman" w:hAnsi="Times" w:cs="Times"/>
-              <w:color w:val="000000"/>
-              <w:sz w:val="20"/>
-              <w:lang w:val="en-US"/>
-            </w:rPr>
-            <w:t>, vol. 32, no. 4, pp. 166–178, 2010, doi: https://doi.org/10.1016/j.csi.2010.01.001.</w:t>
+            <w:t>Comput</w:t>
+          </w:r>
+          <w:proofErr w:type="spellEnd"/>
+          <w:r>
+            <w:rPr>
+              <w:rFonts w:ascii="Times" w:eastAsia="Times New Roman" w:hAnsi="Times" w:cs="Times"/>
+              <w:i/>
+              <w:iCs/>
+              <w:color w:val="000000"/>
+              <w:sz w:val="20"/>
+              <w:lang w:val="en-US"/>
+            </w:rPr>
+            <w:t>. Stand. Interfaces</w:t>
+          </w:r>
+          <w:r>
+            <w:rPr>
+              <w:rFonts w:ascii="Times" w:eastAsia="Times New Roman" w:hAnsi="Times" w:cs="Times"/>
+              <w:color w:val="000000"/>
+              <w:sz w:val="20"/>
+              <w:lang w:val="en-US"/>
+            </w:rPr>
+            <w:t xml:space="preserve">, vol. 32, no. 4, pp. 166–178, 2010, </w:t>
+          </w:r>
+          <w:proofErr w:type="spellStart"/>
+          <w:r>
+            <w:rPr>
+              <w:rFonts w:ascii="Times" w:eastAsia="Times New Roman" w:hAnsi="Times" w:cs="Times"/>
+              <w:color w:val="000000"/>
+              <w:sz w:val="20"/>
+              <w:lang w:val="en-US"/>
+            </w:rPr>
+            <w:t>doi</w:t>
+          </w:r>
+          <w:proofErr w:type="spellEnd"/>
+          <w:r>
+            <w:rPr>
+              <w:rFonts w:ascii="Times" w:eastAsia="Times New Roman" w:hAnsi="Times" w:cs="Times"/>
+              <w:color w:val="000000"/>
+              <w:sz w:val="20"/>
+              <w:lang w:val="en-US"/>
+            </w:rPr>
+            <w:t>: https://doi.org/10.1016/j.csi.2010.01.001.</w:t>
           </w:r>
         </w:p>
         <w:p>
@@ -4360,7 +4745,7 @@
             <w:autoSpaceDE w:val="0"/>
             <w:autoSpaceDN w:val="0"/>
             <w:ind w:hanging="640"/>
-            <w:divId w:val="270935013"/>
+            <w:divId w:val="1692956515"/>
             <w:rPr>
               <w:rFonts w:ascii="Times" w:eastAsia="Times New Roman" w:hAnsi="Times" w:cs="Times"/>
               <w:color w:val="000000"/>
@@ -4385,7 +4770,27 @@
               <w:lang w:val="en-US"/>
             </w:rPr>
             <w:tab/>
-            <w:t xml:space="preserve">M. A. Aguilar, A. Toval, and M. Campos, </w:t>
+            <w:t xml:space="preserve">M. A. Aguilar, A. </w:t>
+          </w:r>
+          <w:proofErr w:type="spellStart"/>
+          <w:r>
+            <w:rPr>
+              <w:rFonts w:ascii="Times" w:eastAsia="Times New Roman" w:hAnsi="Times" w:cs="Times"/>
+              <w:color w:val="000000"/>
+              <w:sz w:val="20"/>
+              <w:lang w:val="en-US"/>
+            </w:rPr>
+            <w:t>Toval</w:t>
+          </w:r>
+          <w:proofErr w:type="spellEnd"/>
+          <w:r>
+            <w:rPr>
+              <w:rFonts w:ascii="Times" w:eastAsia="Times New Roman" w:hAnsi="Times" w:cs="Times"/>
+              <w:color w:val="000000"/>
+              <w:sz w:val="20"/>
+              <w:lang w:val="en-US"/>
+            </w:rPr>
+            <w:t xml:space="preserve">, and M. Campos, </w:t>
           </w:r>
           <w:r>
             <w:rPr>
@@ -4413,7 +4818,7 @@
             <w:autoSpaceDE w:val="0"/>
             <w:autoSpaceDN w:val="0"/>
             <w:ind w:hanging="640"/>
-            <w:divId w:val="383796312"/>
+            <w:divId w:val="1219786546"/>
             <w:rPr>
               <w:rFonts w:ascii="Times" w:eastAsia="Times New Roman" w:hAnsi="Times" w:cs="Times"/>
               <w:color w:val="000000"/>
@@ -4438,7 +4843,67 @@
               <w:lang w:val="en-US"/>
             </w:rPr>
             <w:tab/>
-            <w:t xml:space="preserve">B. Cruz Zapata, J. L. Fernández-Alemán, A. Toval, and A. Idri, “Reusable Software Usability Specifications for mHealth Applications,” </w:t>
+            <w:t>B. Cruz Zapata, J. L. Fernández-</w:t>
+          </w:r>
+          <w:proofErr w:type="spellStart"/>
+          <w:r>
+            <w:rPr>
+              <w:rFonts w:ascii="Times" w:eastAsia="Times New Roman" w:hAnsi="Times" w:cs="Times"/>
+              <w:color w:val="000000"/>
+              <w:sz w:val="20"/>
+              <w:lang w:val="en-US"/>
+            </w:rPr>
+            <w:t>Alemán</w:t>
+          </w:r>
+          <w:proofErr w:type="spellEnd"/>
+          <w:r>
+            <w:rPr>
+              <w:rFonts w:ascii="Times" w:eastAsia="Times New Roman" w:hAnsi="Times" w:cs="Times"/>
+              <w:color w:val="000000"/>
+              <w:sz w:val="20"/>
+              <w:lang w:val="en-US"/>
+            </w:rPr>
+            <w:t xml:space="preserve">, A. </w:t>
+          </w:r>
+          <w:proofErr w:type="spellStart"/>
+          <w:r>
+            <w:rPr>
+              <w:rFonts w:ascii="Times" w:eastAsia="Times New Roman" w:hAnsi="Times" w:cs="Times"/>
+              <w:color w:val="000000"/>
+              <w:sz w:val="20"/>
+              <w:lang w:val="en-US"/>
+            </w:rPr>
+            <w:t>Toval</w:t>
+          </w:r>
+          <w:proofErr w:type="spellEnd"/>
+          <w:r>
+            <w:rPr>
+              <w:rFonts w:ascii="Times" w:eastAsia="Times New Roman" w:hAnsi="Times" w:cs="Times"/>
+              <w:color w:val="000000"/>
+              <w:sz w:val="20"/>
+              <w:lang w:val="en-US"/>
+            </w:rPr>
+            <w:t xml:space="preserve">, and A. </w:t>
+          </w:r>
+          <w:proofErr w:type="spellStart"/>
+          <w:r>
+            <w:rPr>
+              <w:rFonts w:ascii="Times" w:eastAsia="Times New Roman" w:hAnsi="Times" w:cs="Times"/>
+              <w:color w:val="000000"/>
+              <w:sz w:val="20"/>
+              <w:lang w:val="en-US"/>
+            </w:rPr>
+            <w:t>Idri</w:t>
+          </w:r>
+          <w:proofErr w:type="spellEnd"/>
+          <w:r>
+            <w:rPr>
+              <w:rFonts w:ascii="Times" w:eastAsia="Times New Roman" w:hAnsi="Times" w:cs="Times"/>
+              <w:color w:val="000000"/>
+              <w:sz w:val="20"/>
+              <w:lang w:val="en-US"/>
+            </w:rPr>
+            <w:t xml:space="preserve">, “Reusable Software Usability Specifications for mHealth Applications,” </w:t>
           </w:r>
           <w:r>
             <w:rPr>
@@ -4458,7 +4923,27 @@
               <w:sz w:val="20"/>
               <w:lang w:val="en-US"/>
             </w:rPr>
-            <w:t>, vol. 42, no. 3, p. 45, 2018, doi: 10.1007/s10916-018-0902-0.</w:t>
+            <w:t xml:space="preserve">, vol. 42, no. 3, p. 45, 2018, </w:t>
+          </w:r>
+          <w:proofErr w:type="spellStart"/>
+          <w:r>
+            <w:rPr>
+              <w:rFonts w:ascii="Times" w:eastAsia="Times New Roman" w:hAnsi="Times" w:cs="Times"/>
+              <w:color w:val="000000"/>
+              <w:sz w:val="20"/>
+              <w:lang w:val="en-US"/>
+            </w:rPr>
+            <w:t>doi</w:t>
+          </w:r>
+          <w:proofErr w:type="spellEnd"/>
+          <w:r>
+            <w:rPr>
+              <w:rFonts w:ascii="Times" w:eastAsia="Times New Roman" w:hAnsi="Times" w:cs="Times"/>
+              <w:color w:val="000000"/>
+              <w:sz w:val="20"/>
+              <w:lang w:val="en-US"/>
+            </w:rPr>
+            <w:t>: 10.1007/s10916-018-0902-0.</w:t>
           </w:r>
         </w:p>
         <w:p>
@@ -4466,7 +4951,7 @@
             <w:autoSpaceDE w:val="0"/>
             <w:autoSpaceDN w:val="0"/>
             <w:ind w:hanging="640"/>
-            <w:divId w:val="191383028"/>
+            <w:divId w:val="1660885945"/>
             <w:rPr>
               <w:rFonts w:ascii="Times" w:eastAsia="Times New Roman" w:hAnsi="Times" w:cs="Times"/>
               <w:color w:val="000000"/>
@@ -4491,7 +4976,67 @@
               <w:lang w:val="en-US"/>
             </w:rPr>
             <w:tab/>
-            <w:t xml:space="preserve">C. M. Mejía-Granda, J. L. Fernández-Alemán, J. M. Carrillo de Gea, and J. A. García-Berná, “A method and validation for auditing e-Health applications based on reusable software security requirements specifications,” </w:t>
+            <w:t>C. M. Mejía-</w:t>
+          </w:r>
+          <w:proofErr w:type="spellStart"/>
+          <w:r>
+            <w:rPr>
+              <w:rFonts w:ascii="Times" w:eastAsia="Times New Roman" w:hAnsi="Times" w:cs="Times"/>
+              <w:color w:val="000000"/>
+              <w:sz w:val="20"/>
+              <w:lang w:val="en-US"/>
+            </w:rPr>
+            <w:t>Granda</w:t>
+          </w:r>
+          <w:proofErr w:type="spellEnd"/>
+          <w:r>
+            <w:rPr>
+              <w:rFonts w:ascii="Times" w:eastAsia="Times New Roman" w:hAnsi="Times" w:cs="Times"/>
+              <w:color w:val="000000"/>
+              <w:sz w:val="20"/>
+              <w:lang w:val="en-US"/>
+            </w:rPr>
+            <w:t>, J. L. Fernández-</w:t>
+          </w:r>
+          <w:proofErr w:type="spellStart"/>
+          <w:r>
+            <w:rPr>
+              <w:rFonts w:ascii="Times" w:eastAsia="Times New Roman" w:hAnsi="Times" w:cs="Times"/>
+              <w:color w:val="000000"/>
+              <w:sz w:val="20"/>
+              <w:lang w:val="en-US"/>
+            </w:rPr>
+            <w:t>Alemán</w:t>
+          </w:r>
+          <w:proofErr w:type="spellEnd"/>
+          <w:r>
+            <w:rPr>
+              <w:rFonts w:ascii="Times" w:eastAsia="Times New Roman" w:hAnsi="Times" w:cs="Times"/>
+              <w:color w:val="000000"/>
+              <w:sz w:val="20"/>
+              <w:lang w:val="en-US"/>
+            </w:rPr>
+            <w:t>, J. M. Carrillo de Gea, and J. A. García-</w:t>
+          </w:r>
+          <w:proofErr w:type="spellStart"/>
+          <w:r>
+            <w:rPr>
+              <w:rFonts w:ascii="Times" w:eastAsia="Times New Roman" w:hAnsi="Times" w:cs="Times"/>
+              <w:color w:val="000000"/>
+              <w:sz w:val="20"/>
+              <w:lang w:val="en-US"/>
+            </w:rPr>
+            <w:t>Berná</w:t>
+          </w:r>
+          <w:proofErr w:type="spellEnd"/>
+          <w:r>
+            <w:rPr>
+              <w:rFonts w:ascii="Times" w:eastAsia="Times New Roman" w:hAnsi="Times" w:cs="Times"/>
+              <w:color w:val="000000"/>
+              <w:sz w:val="20"/>
+              <w:lang w:val="en-US"/>
+            </w:rPr>
+            <w:t xml:space="preserve">, “A method and validation for auditing e-Health applications based on reusable software security requirements specifications,” </w:t>
           </w:r>
           <w:r>
             <w:rPr>
@@ -4511,7 +5056,27 @@
               <w:sz w:val="20"/>
               <w:lang w:val="en-US"/>
             </w:rPr>
-            <w:t>, vol. 194, p. 105699, 2025, doi: https://doi.org/10.1016/j.ijmedinf.2024.105699.</w:t>
+            <w:t xml:space="preserve">, vol. 194, p. 105699, 2025, </w:t>
+          </w:r>
+          <w:proofErr w:type="spellStart"/>
+          <w:r>
+            <w:rPr>
+              <w:rFonts w:ascii="Times" w:eastAsia="Times New Roman" w:hAnsi="Times" w:cs="Times"/>
+              <w:color w:val="000000"/>
+              <w:sz w:val="20"/>
+              <w:lang w:val="en-US"/>
+            </w:rPr>
+            <w:t>doi</w:t>
+          </w:r>
+          <w:proofErr w:type="spellEnd"/>
+          <w:r>
+            <w:rPr>
+              <w:rFonts w:ascii="Times" w:eastAsia="Times New Roman" w:hAnsi="Times" w:cs="Times"/>
+              <w:color w:val="000000"/>
+              <w:sz w:val="20"/>
+              <w:lang w:val="en-US"/>
+            </w:rPr>
+            <w:t>: https://doi.org/10.1016/j.ijmedinf.2024.105699.</w:t>
           </w:r>
         </w:p>
         <w:p>
@@ -4519,7 +5084,7 @@
             <w:autoSpaceDE w:val="0"/>
             <w:autoSpaceDN w:val="0"/>
             <w:ind w:hanging="640"/>
-            <w:divId w:val="768164338"/>
+            <w:divId w:val="534271859"/>
             <w:rPr>
               <w:rFonts w:ascii="Times" w:eastAsia="Times New Roman" w:hAnsi="Times" w:cs="Times"/>
               <w:color w:val="000000"/>
@@ -4544,27 +5109,7 @@
               <w:lang w:val="en-US"/>
             </w:rPr>
             <w:tab/>
-            <w:t xml:space="preserve">P. Krishnan, C. Cifuentes, L. Li, T. F. Bissyande, and J. Klein, “Why Is Static Application Security Testing Hard to Learn?,” </w:t>
-          </w:r>
-          <w:r>
-            <w:rPr>
-              <w:rFonts w:ascii="Times" w:eastAsia="Times New Roman" w:hAnsi="Times" w:cs="Times"/>
-              <w:i/>
-              <w:iCs/>
-              <w:color w:val="000000"/>
-              <w:sz w:val="20"/>
-              <w:lang w:val="en-US"/>
-            </w:rPr>
-            <w:t>IEEE Secur. Priv.</w:t>
-          </w:r>
-          <w:r>
-            <w:rPr>
-              <w:rFonts w:ascii="Times" w:eastAsia="Times New Roman" w:hAnsi="Times" w:cs="Times"/>
-              <w:color w:val="000000"/>
-              <w:sz w:val="20"/>
-              <w:lang w:val="en-US"/>
-            </w:rPr>
-            <w:t>, vol. 21, no. 5, pp. 68–72, 2023, doi: 10.1109/MSEC.2023.3287206.</w:t>
+            <w:t>ISACA, “CISA® Exam Content Outline,” 2026. [Online]. Available: https://www.isaca.org/credentialing/cisa/cisa-exam-content-outline#1</w:t>
           </w:r>
         </w:p>
         <w:p>
@@ -4572,7 +5117,7 @@
             <w:autoSpaceDE w:val="0"/>
             <w:autoSpaceDN w:val="0"/>
             <w:ind w:hanging="640"/>
-            <w:divId w:val="1936279199"/>
+            <w:divId w:val="1939369274"/>
             <w:rPr>
               <w:rFonts w:ascii="Times" w:eastAsia="Times New Roman" w:hAnsi="Times" w:cs="Times"/>
               <w:color w:val="000000"/>
@@ -4597,7 +5142,47 @@
               <w:lang w:val="en-US"/>
             </w:rPr>
             <w:tab/>
-            <w:t xml:space="preserve">C. Cifuentes, F. Gauthier, B. Hassanshahi, P. Krishnan, and D. McCall, “The role of program analysis in security vulnerability detection: Then and now,” </w:t>
+            <w:t xml:space="preserve">P. Krishnan, C. Cifuentes, L. Li, T. F. </w:t>
+          </w:r>
+          <w:proofErr w:type="spellStart"/>
+          <w:r>
+            <w:rPr>
+              <w:rFonts w:ascii="Times" w:eastAsia="Times New Roman" w:hAnsi="Times" w:cs="Times"/>
+              <w:color w:val="000000"/>
+              <w:sz w:val="20"/>
+              <w:lang w:val="en-US"/>
+            </w:rPr>
+            <w:t>Bissyande</w:t>
+          </w:r>
+          <w:proofErr w:type="spellEnd"/>
+          <w:r>
+            <w:rPr>
+              <w:rFonts w:ascii="Times" w:eastAsia="Times New Roman" w:hAnsi="Times" w:cs="Times"/>
+              <w:color w:val="000000"/>
+              <w:sz w:val="20"/>
+              <w:lang w:val="en-US"/>
+            </w:rPr>
+            <w:t xml:space="preserve">, and J. Klein, “Why Is Static Application Security Testing Hard to </w:t>
+          </w:r>
+          <w:proofErr w:type="gramStart"/>
+          <w:r>
+            <w:rPr>
+              <w:rFonts w:ascii="Times" w:eastAsia="Times New Roman" w:hAnsi="Times" w:cs="Times"/>
+              <w:color w:val="000000"/>
+              <w:sz w:val="20"/>
+              <w:lang w:val="en-US"/>
+            </w:rPr>
+            <w:t>Learn?,</w:t>
+          </w:r>
+          <w:proofErr w:type="gramEnd"/>
+          <w:r>
+            <w:rPr>
+              <w:rFonts w:ascii="Times" w:eastAsia="Times New Roman" w:hAnsi="Times" w:cs="Times"/>
+              <w:color w:val="000000"/>
+              <w:sz w:val="20"/>
+              <w:lang w:val="en-US"/>
+            </w:rPr>
+            <w:t xml:space="preserve">” </w:t>
           </w:r>
           <w:r>
             <w:rPr>
@@ -4608,16 +5193,60 @@
               <w:sz w:val="20"/>
               <w:lang w:val="en-US"/>
             </w:rPr>
-            <w:t>Comput. Secur.</w:t>
-          </w:r>
-          <w:r>
-            <w:rPr>
-              <w:rFonts w:ascii="Times" w:eastAsia="Times New Roman" w:hAnsi="Times" w:cs="Times"/>
-              <w:color w:val="000000"/>
-              <w:sz w:val="20"/>
-              <w:lang w:val="en-US"/>
-            </w:rPr>
-            <w:t>, vol. 135, 2023, doi: 10.1016/j.cose.2023.103463.</w:t>
+            <w:t xml:space="preserve">IEEE </w:t>
+          </w:r>
+          <w:proofErr w:type="spellStart"/>
+          <w:r>
+            <w:rPr>
+              <w:rFonts w:ascii="Times" w:eastAsia="Times New Roman" w:hAnsi="Times" w:cs="Times"/>
+              <w:i/>
+              <w:iCs/>
+              <w:color w:val="000000"/>
+              <w:sz w:val="20"/>
+              <w:lang w:val="en-US"/>
+            </w:rPr>
+            <w:t>Secur</w:t>
+          </w:r>
+          <w:proofErr w:type="spellEnd"/>
+          <w:r>
+            <w:rPr>
+              <w:rFonts w:ascii="Times" w:eastAsia="Times New Roman" w:hAnsi="Times" w:cs="Times"/>
+              <w:i/>
+              <w:iCs/>
+              <w:color w:val="000000"/>
+              <w:sz w:val="20"/>
+              <w:lang w:val="en-US"/>
+            </w:rPr>
+            <w:t>. Priv.</w:t>
+          </w:r>
+          <w:r>
+            <w:rPr>
+              <w:rFonts w:ascii="Times" w:eastAsia="Times New Roman" w:hAnsi="Times" w:cs="Times"/>
+              <w:color w:val="000000"/>
+              <w:sz w:val="20"/>
+              <w:lang w:val="en-US"/>
+            </w:rPr>
+            <w:t xml:space="preserve">, vol. 21, no. 5, pp. 68–72, 2023, </w:t>
+          </w:r>
+          <w:proofErr w:type="spellStart"/>
+          <w:r>
+            <w:rPr>
+              <w:rFonts w:ascii="Times" w:eastAsia="Times New Roman" w:hAnsi="Times" w:cs="Times"/>
+              <w:color w:val="000000"/>
+              <w:sz w:val="20"/>
+              <w:lang w:val="en-US"/>
+            </w:rPr>
+            <w:t>doi</w:t>
+          </w:r>
+          <w:proofErr w:type="spellEnd"/>
+          <w:r>
+            <w:rPr>
+              <w:rFonts w:ascii="Times" w:eastAsia="Times New Roman" w:hAnsi="Times" w:cs="Times"/>
+              <w:color w:val="000000"/>
+              <w:sz w:val="20"/>
+              <w:lang w:val="en-US"/>
+            </w:rPr>
+            <w:t>: 10.1109/MSEC.2023.3287206.</w:t>
           </w:r>
         </w:p>
         <w:p>
@@ -4625,7 +5254,7 @@
             <w:autoSpaceDE w:val="0"/>
             <w:autoSpaceDN w:val="0"/>
             <w:ind w:hanging="640"/>
-            <w:divId w:val="1781532049"/>
+            <w:divId w:val="1877035958"/>
             <w:rPr>
               <w:rFonts w:ascii="Times" w:eastAsia="Times New Roman" w:hAnsi="Times" w:cs="Times"/>
               <w:color w:val="000000"/>
@@ -4650,8 +5279,29 @@
               <w:lang w:val="en-US"/>
             </w:rPr>
             <w:tab/>
-            <w:t xml:space="preserve">S. Pfeiffer, S. Unger, D. Timmermann, and A. Lehmann, “Secure information flow awareness for smart wireless eHealth systems,” in </w:t>
-          </w:r>
+            <w:t xml:space="preserve">C. Cifuentes, F. Gauthier, B. </w:t>
+          </w:r>
+          <w:proofErr w:type="spellStart"/>
+          <w:r>
+            <w:rPr>
+              <w:rFonts w:ascii="Times" w:eastAsia="Times New Roman" w:hAnsi="Times" w:cs="Times"/>
+              <w:color w:val="000000"/>
+              <w:sz w:val="20"/>
+              <w:lang w:val="en-US"/>
+            </w:rPr>
+            <w:t>Hassanshahi</w:t>
+          </w:r>
+          <w:proofErr w:type="spellEnd"/>
+          <w:r>
+            <w:rPr>
+              <w:rFonts w:ascii="Times" w:eastAsia="Times New Roman" w:hAnsi="Times" w:cs="Times"/>
+              <w:color w:val="000000"/>
+              <w:sz w:val="20"/>
+              <w:lang w:val="en-US"/>
+            </w:rPr>
+            <w:t xml:space="preserve">, P. Krishnan, and D. McCall, “The role of program analysis in security vulnerability detection: Then and now,” </w:t>
+          </w:r>
+          <w:proofErr w:type="spellStart"/>
           <w:r>
             <w:rPr>
               <w:rFonts w:ascii="Times" w:eastAsia="Times New Roman" w:hAnsi="Times" w:cs="Times"/>
@@ -4661,16 +5311,72 @@
               <w:sz w:val="20"/>
               <w:lang w:val="en-US"/>
             </w:rPr>
-            <w:t>International Multi-Conference on Systems, Signals and Devices, SSD 2012 - Summary Proceedings</w:t>
-          </w:r>
-          <w:r>
-            <w:rPr>
-              <w:rFonts w:ascii="Times" w:eastAsia="Times New Roman" w:hAnsi="Times" w:cs="Times"/>
-              <w:color w:val="000000"/>
-              <w:sz w:val="20"/>
-              <w:lang w:val="en-US"/>
-            </w:rPr>
-            <w:t>, 2012. doi: 10.1109/SSD.2012.6198123.</w:t>
+            <w:t>Comput</w:t>
+          </w:r>
+          <w:proofErr w:type="spellEnd"/>
+          <w:r>
+            <w:rPr>
+              <w:rFonts w:ascii="Times" w:eastAsia="Times New Roman" w:hAnsi="Times" w:cs="Times"/>
+              <w:i/>
+              <w:iCs/>
+              <w:color w:val="000000"/>
+              <w:sz w:val="20"/>
+              <w:lang w:val="en-US"/>
+            </w:rPr>
+            <w:t xml:space="preserve">. </w:t>
+          </w:r>
+          <w:proofErr w:type="spellStart"/>
+          <w:r>
+            <w:rPr>
+              <w:rFonts w:ascii="Times" w:eastAsia="Times New Roman" w:hAnsi="Times" w:cs="Times"/>
+              <w:i/>
+              <w:iCs/>
+              <w:color w:val="000000"/>
+              <w:sz w:val="20"/>
+              <w:lang w:val="en-US"/>
+            </w:rPr>
+            <w:t>Secur</w:t>
+          </w:r>
+          <w:proofErr w:type="spellEnd"/>
+          <w:r>
+            <w:rPr>
+              <w:rFonts w:ascii="Times" w:eastAsia="Times New Roman" w:hAnsi="Times" w:cs="Times"/>
+              <w:i/>
+              <w:iCs/>
+              <w:color w:val="000000"/>
+              <w:sz w:val="20"/>
+              <w:lang w:val="en-US"/>
+            </w:rPr>
+            <w:t>.</w:t>
+          </w:r>
+          <w:r>
+            <w:rPr>
+              <w:rFonts w:ascii="Times" w:eastAsia="Times New Roman" w:hAnsi="Times" w:cs="Times"/>
+              <w:color w:val="000000"/>
+              <w:sz w:val="20"/>
+              <w:lang w:val="en-US"/>
+            </w:rPr>
+            <w:t xml:space="preserve">, vol. 135, 2023, </w:t>
+          </w:r>
+          <w:proofErr w:type="spellStart"/>
+          <w:r>
+            <w:rPr>
+              <w:rFonts w:ascii="Times" w:eastAsia="Times New Roman" w:hAnsi="Times" w:cs="Times"/>
+              <w:color w:val="000000"/>
+              <w:sz w:val="20"/>
+              <w:lang w:val="en-US"/>
+            </w:rPr>
+            <w:t>doi</w:t>
+          </w:r>
+          <w:proofErr w:type="spellEnd"/>
+          <w:r>
+            <w:rPr>
+              <w:rFonts w:ascii="Times" w:eastAsia="Times New Roman" w:hAnsi="Times" w:cs="Times"/>
+              <w:color w:val="000000"/>
+              <w:sz w:val="20"/>
+              <w:lang w:val="en-US"/>
+            </w:rPr>
+            <w:t>: 10.1016/j.cose.2023.103463.</w:t>
           </w:r>
         </w:p>
         <w:p>
@@ -4678,7 +5384,7 @@
             <w:autoSpaceDE w:val="0"/>
             <w:autoSpaceDN w:val="0"/>
             <w:ind w:hanging="640"/>
-            <w:divId w:val="377437038"/>
+            <w:divId w:val="549922112"/>
             <w:rPr>
               <w:rFonts w:ascii="Times" w:eastAsia="Times New Roman" w:hAnsi="Times" w:cs="Times"/>
               <w:color w:val="000000"/>
@@ -4703,7 +5409,27 @@
               <w:lang w:val="en-US"/>
             </w:rPr>
             <w:tab/>
-            <w:t xml:space="preserve">F. M. Tudela, J. R. B. Higuera, J. B. Higuera, J. A. S. Montalvo, and M. I. Argyros, “On Combining Static, Dynamic and Interactive Analysis Security Testing Tools to Improve OWASP Top Ten Security Vulnerability Detection in Web Applications,” </w:t>
+            <w:t xml:space="preserve">S. Pfeiffer, S. Unger, D. </w:t>
+          </w:r>
+          <w:proofErr w:type="spellStart"/>
+          <w:r>
+            <w:rPr>
+              <w:rFonts w:ascii="Times" w:eastAsia="Times New Roman" w:hAnsi="Times" w:cs="Times"/>
+              <w:color w:val="000000"/>
+              <w:sz w:val="20"/>
+              <w:lang w:val="en-US"/>
+            </w:rPr>
+            <w:t>Timmermann</w:t>
+          </w:r>
+          <w:proofErr w:type="spellEnd"/>
+          <w:r>
+            <w:rPr>
+              <w:rFonts w:ascii="Times" w:eastAsia="Times New Roman" w:hAnsi="Times" w:cs="Times"/>
+              <w:color w:val="000000"/>
+              <w:sz w:val="20"/>
+              <w:lang w:val="en-US"/>
+            </w:rPr>
+            <w:t xml:space="preserve">, and A. Lehmann, “Secure information flow awareness for smart wireless eHealth systems,” in </w:t>
           </w:r>
           <w:r>
             <w:rPr>
@@ -4714,16 +5440,36 @@
               <w:sz w:val="20"/>
               <w:lang w:val="en-US"/>
             </w:rPr>
-            <w:t>APPLIED SCIENCES-BASEL</w:t>
-          </w:r>
-          <w:r>
-            <w:rPr>
-              <w:rFonts w:ascii="Times" w:eastAsia="Times New Roman" w:hAnsi="Times" w:cs="Times"/>
-              <w:color w:val="000000"/>
-              <w:sz w:val="20"/>
-              <w:lang w:val="en-US"/>
-            </w:rPr>
-            <w:t>, vol. 10, no. 24, 2020, doi: 10.3390/app10249119.</w:t>
+            <w:t>International Multi-Conference on Systems, Signals and Devices, SSD 2012 - Summary Proceedings</w:t>
+          </w:r>
+          <w:r>
+            <w:rPr>
+              <w:rFonts w:ascii="Times" w:eastAsia="Times New Roman" w:hAnsi="Times" w:cs="Times"/>
+              <w:color w:val="000000"/>
+              <w:sz w:val="20"/>
+              <w:lang w:val="en-US"/>
+            </w:rPr>
+            <w:t xml:space="preserve">, 2012. </w:t>
+          </w:r>
+          <w:proofErr w:type="spellStart"/>
+          <w:r>
+            <w:rPr>
+              <w:rFonts w:ascii="Times" w:eastAsia="Times New Roman" w:hAnsi="Times" w:cs="Times"/>
+              <w:color w:val="000000"/>
+              <w:sz w:val="20"/>
+              <w:lang w:val="en-US"/>
+            </w:rPr>
+            <w:t>doi</w:t>
+          </w:r>
+          <w:proofErr w:type="spellEnd"/>
+          <w:r>
+            <w:rPr>
+              <w:rFonts w:ascii="Times" w:eastAsia="Times New Roman" w:hAnsi="Times" w:cs="Times"/>
+              <w:color w:val="000000"/>
+              <w:sz w:val="20"/>
+              <w:lang w:val="en-US"/>
+            </w:rPr>
+            <w:t>: 10.1109/SSD.2012.6198123.</w:t>
           </w:r>
         </w:p>
         <w:p>
@@ -4731,7 +5477,7 @@
             <w:autoSpaceDE w:val="0"/>
             <w:autoSpaceDN w:val="0"/>
             <w:ind w:hanging="640"/>
-            <w:divId w:val="64030674"/>
+            <w:divId w:val="451947385"/>
             <w:rPr>
               <w:rFonts w:ascii="Times" w:eastAsia="Times New Roman" w:hAnsi="Times" w:cs="Times"/>
               <w:color w:val="000000"/>
@@ -4756,7 +5502,47 @@
               <w:lang w:val="en-US"/>
             </w:rPr>
             <w:tab/>
-            <w:t xml:space="preserve">V. Casola, A. De Benedictis, C. Mazzocca, and V. Orbinato, “Secure software development and testing: A model-based methodology,” </w:t>
+            <w:t xml:space="preserve">F. M. </w:t>
+          </w:r>
+          <w:proofErr w:type="spellStart"/>
+          <w:r>
+            <w:rPr>
+              <w:rFonts w:ascii="Times" w:eastAsia="Times New Roman" w:hAnsi="Times" w:cs="Times"/>
+              <w:color w:val="000000"/>
+              <w:sz w:val="20"/>
+              <w:lang w:val="en-US"/>
+            </w:rPr>
+            <w:t>Tudela</w:t>
+          </w:r>
+          <w:proofErr w:type="spellEnd"/>
+          <w:r>
+            <w:rPr>
+              <w:rFonts w:ascii="Times" w:eastAsia="Times New Roman" w:hAnsi="Times" w:cs="Times"/>
+              <w:color w:val="000000"/>
+              <w:sz w:val="20"/>
+              <w:lang w:val="en-US"/>
+            </w:rPr>
+            <w:t xml:space="preserve">, J. R. B. Higuera, J. B. Higuera, J. A. S. Montalvo, and M. I. </w:t>
+          </w:r>
+          <w:proofErr w:type="spellStart"/>
+          <w:r>
+            <w:rPr>
+              <w:rFonts w:ascii="Times" w:eastAsia="Times New Roman" w:hAnsi="Times" w:cs="Times"/>
+              <w:color w:val="000000"/>
+              <w:sz w:val="20"/>
+              <w:lang w:val="en-US"/>
+            </w:rPr>
+            <w:t>Argyros</w:t>
+          </w:r>
+          <w:proofErr w:type="spellEnd"/>
+          <w:r>
+            <w:rPr>
+              <w:rFonts w:ascii="Times" w:eastAsia="Times New Roman" w:hAnsi="Times" w:cs="Times"/>
+              <w:color w:val="000000"/>
+              <w:sz w:val="20"/>
+              <w:lang w:val="en-US"/>
+            </w:rPr>
+            <w:t xml:space="preserve">, “On Combining Static, Dynamic and Interactive Analysis Security Testing Tools to Improve OWASP Top Ten Security Vulnerability Detection in Web Applications,” </w:t>
           </w:r>
           <w:r>
             <w:rPr>
@@ -4767,16 +5553,36 @@
               <w:sz w:val="20"/>
               <w:lang w:val="en-US"/>
             </w:rPr>
-            <w:t>Comput. Secur.</w:t>
-          </w:r>
-          <w:r>
-            <w:rPr>
-              <w:rFonts w:ascii="Times" w:eastAsia="Times New Roman" w:hAnsi="Times" w:cs="Times"/>
-              <w:color w:val="000000"/>
-              <w:sz w:val="20"/>
-              <w:lang w:val="en-US"/>
-            </w:rPr>
-            <w:t>, vol. 137, p. 103639, 2024, doi: https://doi.org/10.1016/j.cose.2023.103639.</w:t>
+            <w:t>APPLIED SCIENCES-BASEL</w:t>
+          </w:r>
+          <w:r>
+            <w:rPr>
+              <w:rFonts w:ascii="Times" w:eastAsia="Times New Roman" w:hAnsi="Times" w:cs="Times"/>
+              <w:color w:val="000000"/>
+              <w:sz w:val="20"/>
+              <w:lang w:val="en-US"/>
+            </w:rPr>
+            <w:t xml:space="preserve">, vol. 10, no. 24, 2020, </w:t>
+          </w:r>
+          <w:proofErr w:type="spellStart"/>
+          <w:r>
+            <w:rPr>
+              <w:rFonts w:ascii="Times" w:eastAsia="Times New Roman" w:hAnsi="Times" w:cs="Times"/>
+              <w:color w:val="000000"/>
+              <w:sz w:val="20"/>
+              <w:lang w:val="en-US"/>
+            </w:rPr>
+            <w:t>doi</w:t>
+          </w:r>
+          <w:proofErr w:type="spellEnd"/>
+          <w:r>
+            <w:rPr>
+              <w:rFonts w:ascii="Times" w:eastAsia="Times New Roman" w:hAnsi="Times" w:cs="Times"/>
+              <w:color w:val="000000"/>
+              <w:sz w:val="20"/>
+              <w:lang w:val="en-US"/>
+            </w:rPr>
+            <w:t>: 10.3390/app10249119.</w:t>
           </w:r>
         </w:p>
         <w:p>
@@ -4784,11 +5590,12 @@
             <w:autoSpaceDE w:val="0"/>
             <w:autoSpaceDN w:val="0"/>
             <w:ind w:hanging="640"/>
-            <w:divId w:val="2141150762"/>
-            <w:rPr>
-              <w:rFonts w:ascii="Times" w:eastAsia="Times New Roman" w:hAnsi="Times" w:cs="Times"/>
-              <w:color w:val="000000"/>
-              <w:sz w:val="20"/>
+            <w:divId w:val="1191996735"/>
+            <w:rPr>
+              <w:rFonts w:ascii="Times" w:eastAsia="Times New Roman" w:hAnsi="Times" w:cs="Times"/>
+              <w:color w:val="000000"/>
+              <w:sz w:val="20"/>
+              <w:lang w:val="en-US"/>
             </w:rPr>
           </w:pPr>
           <w:r>
@@ -4808,8 +5615,69 @@
               <w:lang w:val="en-US"/>
             </w:rPr>
             <w:tab/>
-            <w:t xml:space="preserve">A. Nguyen-Duc, M. V. Do, Q. Luong Hong, K. Nguyen Khac, and A. Nguyen Quang, “On the adoption of static analysis for software security assessment–A case study of an open-source e-government project,” </w:t>
-          </w:r>
+            <w:t xml:space="preserve">V. Casola, A. De </w:t>
+          </w:r>
+          <w:proofErr w:type="spellStart"/>
+          <w:r>
+            <w:rPr>
+              <w:rFonts w:ascii="Times" w:eastAsia="Times New Roman" w:hAnsi="Times" w:cs="Times"/>
+              <w:color w:val="000000"/>
+              <w:sz w:val="20"/>
+              <w:lang w:val="en-US"/>
+            </w:rPr>
+            <w:t>Benedictis</w:t>
+          </w:r>
+          <w:proofErr w:type="spellEnd"/>
+          <w:r>
+            <w:rPr>
+              <w:rFonts w:ascii="Times" w:eastAsia="Times New Roman" w:hAnsi="Times" w:cs="Times"/>
+              <w:color w:val="000000"/>
+              <w:sz w:val="20"/>
+              <w:lang w:val="en-US"/>
+            </w:rPr>
+            <w:t xml:space="preserve">, C. </w:t>
+          </w:r>
+          <w:proofErr w:type="spellStart"/>
+          <w:r>
+            <w:rPr>
+              <w:rFonts w:ascii="Times" w:eastAsia="Times New Roman" w:hAnsi="Times" w:cs="Times"/>
+              <w:color w:val="000000"/>
+              <w:sz w:val="20"/>
+              <w:lang w:val="en-US"/>
+            </w:rPr>
+            <w:t>Mazzocca</w:t>
+          </w:r>
+          <w:proofErr w:type="spellEnd"/>
+          <w:r>
+            <w:rPr>
+              <w:rFonts w:ascii="Times" w:eastAsia="Times New Roman" w:hAnsi="Times" w:cs="Times"/>
+              <w:color w:val="000000"/>
+              <w:sz w:val="20"/>
+              <w:lang w:val="en-US"/>
+            </w:rPr>
+            <w:t xml:space="preserve">, and V. </w:t>
+          </w:r>
+          <w:proofErr w:type="spellStart"/>
+          <w:r>
+            <w:rPr>
+              <w:rFonts w:ascii="Times" w:eastAsia="Times New Roman" w:hAnsi="Times" w:cs="Times"/>
+              <w:color w:val="000000"/>
+              <w:sz w:val="20"/>
+              <w:lang w:val="en-US"/>
+            </w:rPr>
+            <w:t>Orbinato</w:t>
+          </w:r>
+          <w:proofErr w:type="spellEnd"/>
+          <w:r>
+            <w:rPr>
+              <w:rFonts w:ascii="Times" w:eastAsia="Times New Roman" w:hAnsi="Times" w:cs="Times"/>
+              <w:color w:val="000000"/>
+              <w:sz w:val="20"/>
+              <w:lang w:val="en-US"/>
+            </w:rPr>
+            <w:t xml:space="preserve">, “Secure software development and testing: A model-based methodology,” </w:t>
+          </w:r>
+          <w:proofErr w:type="spellStart"/>
           <w:r>
             <w:rPr>
               <w:rFonts w:ascii="Times" w:eastAsia="Times New Roman" w:hAnsi="Times" w:cs="Times"/>
@@ -4819,8 +5687,9 @@
               <w:sz w:val="20"/>
               <w:lang w:val="en-US"/>
             </w:rPr>
-            <w:t xml:space="preserve">Comput. </w:t>
-          </w:r>
+            <w:t>Comput</w:t>
+          </w:r>
+          <w:proofErr w:type="spellEnd"/>
           <w:r>
             <w:rPr>
               <w:rFonts w:ascii="Times" w:eastAsia="Times New Roman" w:hAnsi="Times" w:cs="Times"/>
@@ -4828,23 +5697,50 @@
               <w:iCs/>
               <w:color w:val="000000"/>
               <w:sz w:val="20"/>
-            </w:rPr>
-            <w:t>Secur.</w:t>
-          </w:r>
-          <w:r>
-            <w:rPr>
-              <w:rFonts w:ascii="Times" w:eastAsia="Times New Roman" w:hAnsi="Times" w:cs="Times"/>
-              <w:color w:val="000000"/>
-              <w:sz w:val="20"/>
-            </w:rPr>
-            <w:t xml:space="preserve">, vol. 111, p. 102470, 2021, </w:t>
+              <w:lang w:val="en-US"/>
+            </w:rPr>
+            <w:t xml:space="preserve">. </w:t>
           </w:r>
           <w:proofErr w:type="spellStart"/>
           <w:r>
             <w:rPr>
               <w:rFonts w:ascii="Times" w:eastAsia="Times New Roman" w:hAnsi="Times" w:cs="Times"/>
-              <w:color w:val="000000"/>
-              <w:sz w:val="20"/>
+              <w:i/>
+              <w:iCs/>
+              <w:color w:val="000000"/>
+              <w:sz w:val="20"/>
+              <w:lang w:val="en-US"/>
+            </w:rPr>
+            <w:t>Secur</w:t>
+          </w:r>
+          <w:proofErr w:type="spellEnd"/>
+          <w:r>
+            <w:rPr>
+              <w:rFonts w:ascii="Times" w:eastAsia="Times New Roman" w:hAnsi="Times" w:cs="Times"/>
+              <w:i/>
+              <w:iCs/>
+              <w:color w:val="000000"/>
+              <w:sz w:val="20"/>
+              <w:lang w:val="en-US"/>
+            </w:rPr>
+            <w:t>.</w:t>
+          </w:r>
+          <w:r>
+            <w:rPr>
+              <w:rFonts w:ascii="Times" w:eastAsia="Times New Roman" w:hAnsi="Times" w:cs="Times"/>
+              <w:color w:val="000000"/>
+              <w:sz w:val="20"/>
+              <w:lang w:val="en-US"/>
+            </w:rPr>
+            <w:t xml:space="preserve">, vol. 137, p. 103639, 2024, </w:t>
+          </w:r>
+          <w:proofErr w:type="spellStart"/>
+          <w:r>
+            <w:rPr>
+              <w:rFonts w:ascii="Times" w:eastAsia="Times New Roman" w:hAnsi="Times" w:cs="Times"/>
+              <w:color w:val="000000"/>
+              <w:sz w:val="20"/>
+              <w:lang w:val="en-US"/>
             </w:rPr>
             <w:t>doi</w:t>
           </w:r>
@@ -4854,8 +5750,9 @@
               <w:rFonts w:ascii="Times" w:eastAsia="Times New Roman" w:hAnsi="Times" w:cs="Times"/>
               <w:color w:val="000000"/>
               <w:sz w:val="20"/>
-            </w:rPr>
-            <w:t>: https://doi.org/10.1016/j.cose.2021.102470.</w:t>
+              <w:lang w:val="en-US"/>
+            </w:rPr>
+            <w:t>: https://doi.org/10.1016/j.cose.2023.103639.</w:t>
           </w:r>
         </w:p>
         <w:p>
@@ -4863,12 +5760,11 @@
             <w:autoSpaceDE w:val="0"/>
             <w:autoSpaceDN w:val="0"/>
             <w:ind w:hanging="640"/>
-            <w:divId w:val="145321315"/>
-            <w:rPr>
-              <w:rFonts w:ascii="Times" w:eastAsia="Times New Roman" w:hAnsi="Times" w:cs="Times"/>
-              <w:color w:val="000000"/>
-              <w:sz w:val="20"/>
-              <w:lang w:val="en-US"/>
+            <w:divId w:val="1042248431"/>
+            <w:rPr>
+              <w:rFonts w:ascii="Times" w:eastAsia="Times New Roman" w:hAnsi="Times" w:cs="Times"/>
+              <w:color w:val="000000"/>
+              <w:sz w:val="20"/>
             </w:rPr>
           </w:pPr>
           <w:r>
@@ -4876,63 +5772,121 @@
               <w:rFonts w:ascii="Times" w:eastAsia="Times New Roman" w:hAnsi="Times" w:cs="Times"/>
               <w:color w:val="000000"/>
               <w:sz w:val="20"/>
+              <w:lang w:val="en-US"/>
+            </w:rPr>
+            <w:t>[14]</w:t>
+          </w:r>
+          <w:r>
+            <w:rPr>
+              <w:rFonts w:ascii="Times" w:eastAsia="Times New Roman" w:hAnsi="Times" w:cs="Times"/>
+              <w:color w:val="000000"/>
+              <w:sz w:val="20"/>
+              <w:lang w:val="en-US"/>
+            </w:rPr>
+            <w:tab/>
+            <w:t xml:space="preserve">A. Nguyen-Duc, M. V. Do, Q. Luong Hong, K. Nguyen </w:t>
+          </w:r>
+          <w:proofErr w:type="spellStart"/>
+          <w:r>
+            <w:rPr>
+              <w:rFonts w:ascii="Times" w:eastAsia="Times New Roman" w:hAnsi="Times" w:cs="Times"/>
+              <w:color w:val="000000"/>
+              <w:sz w:val="20"/>
+              <w:lang w:val="en-US"/>
+            </w:rPr>
+            <w:t>Khac</w:t>
+          </w:r>
+          <w:proofErr w:type="spellEnd"/>
+          <w:r>
+            <w:rPr>
+              <w:rFonts w:ascii="Times" w:eastAsia="Times New Roman" w:hAnsi="Times" w:cs="Times"/>
+              <w:color w:val="000000"/>
+              <w:sz w:val="20"/>
+              <w:lang w:val="en-US"/>
+            </w:rPr>
+            <w:t>, and A. Nguyen Quang, “On the adoption of static analysis for software security assessment–A case study of an open-source e-</w:t>
+          </w:r>
+          <w:r>
+            <w:rPr>
+              <w:rFonts w:ascii="Times" w:eastAsia="Times New Roman" w:hAnsi="Times" w:cs="Times"/>
+              <w:color w:val="000000"/>
+              <w:sz w:val="20"/>
+              <w:lang w:val="en-US"/>
             </w:rPr>
             <w:lastRenderedPageBreak/>
-            <w:t>[14]</w:t>
-          </w:r>
-          <w:r>
-            <w:rPr>
-              <w:rFonts w:ascii="Times" w:eastAsia="Times New Roman" w:hAnsi="Times" w:cs="Times"/>
-              <w:color w:val="000000"/>
-              <w:sz w:val="20"/>
-            </w:rPr>
-            <w:tab/>
-            <w:t xml:space="preserve">C. M. Mejía-Granda, “Desarrollo de servicios web REST ‘inseguros’ para </w:t>
+            <w:t xml:space="preserve">government project,” </w:t>
           </w:r>
           <w:proofErr w:type="spellStart"/>
           <w:r>
             <w:rPr>
               <w:rFonts w:ascii="Times" w:eastAsia="Times New Roman" w:hAnsi="Times" w:cs="Times"/>
-              <w:color w:val="000000"/>
-              <w:sz w:val="20"/>
-            </w:rPr>
-            <w:t>auto-aprendizaje</w:t>
+              <w:i/>
+              <w:iCs/>
+              <w:color w:val="000000"/>
+              <w:sz w:val="20"/>
+              <w:lang w:val="en-US"/>
+            </w:rPr>
+            <w:t>Comput</w:t>
           </w:r>
           <w:proofErr w:type="spellEnd"/>
           <w:r>
             <w:rPr>
               <w:rFonts w:ascii="Times" w:eastAsia="Times New Roman" w:hAnsi="Times" w:cs="Times"/>
-              <w:color w:val="000000"/>
-              <w:sz w:val="20"/>
-            </w:rPr>
-            <w:t xml:space="preserve"> en la explotación de vulnerabilidades,” Jul. 2018, </w:t>
+              <w:i/>
+              <w:iCs/>
+              <w:color w:val="000000"/>
+              <w:sz w:val="20"/>
+              <w:lang w:val="en-US"/>
+            </w:rPr>
+            <w:t xml:space="preserve">. </w:t>
           </w:r>
           <w:proofErr w:type="spellStart"/>
           <w:r>
             <w:rPr>
               <w:rFonts w:ascii="Times" w:eastAsia="Times New Roman" w:hAnsi="Times" w:cs="Times"/>
-              <w:color w:val="000000"/>
-              <w:sz w:val="20"/>
-            </w:rPr>
-            <w:t>Accessed</w:t>
+              <w:i/>
+              <w:iCs/>
+              <w:color w:val="000000"/>
+              <w:sz w:val="20"/>
+            </w:rPr>
+            <w:t>Secur</w:t>
           </w:r>
           <w:proofErr w:type="spellEnd"/>
           <w:r>
             <w:rPr>
               <w:rFonts w:ascii="Times" w:eastAsia="Times New Roman" w:hAnsi="Times" w:cs="Times"/>
-              <w:color w:val="000000"/>
-              <w:sz w:val="20"/>
-            </w:rPr>
-            <w:t xml:space="preserve">: Mar. 28, 2023. </w:t>
-          </w:r>
-          <w:r>
-            <w:rPr>
-              <w:rFonts w:ascii="Times" w:eastAsia="Times New Roman" w:hAnsi="Times" w:cs="Times"/>
-              <w:color w:val="000000"/>
-              <w:sz w:val="20"/>
-              <w:lang w:val="en-US"/>
-            </w:rPr>
-            <w:t>[Online]. Available: https://reunir.unir.net/handle/123456789/7435</w:t>
+              <w:i/>
+              <w:iCs/>
+              <w:color w:val="000000"/>
+              <w:sz w:val="20"/>
+            </w:rPr>
+            <w:t>.</w:t>
+          </w:r>
+          <w:r>
+            <w:rPr>
+              <w:rFonts w:ascii="Times" w:eastAsia="Times New Roman" w:hAnsi="Times" w:cs="Times"/>
+              <w:color w:val="000000"/>
+              <w:sz w:val="20"/>
+            </w:rPr>
+            <w:t xml:space="preserve">, vol. 111, p. 102470, 2021, </w:t>
+          </w:r>
+          <w:proofErr w:type="spellStart"/>
+          <w:r>
+            <w:rPr>
+              <w:rFonts w:ascii="Times" w:eastAsia="Times New Roman" w:hAnsi="Times" w:cs="Times"/>
+              <w:color w:val="000000"/>
+              <w:sz w:val="20"/>
+            </w:rPr>
+            <w:t>doi</w:t>
+          </w:r>
+          <w:proofErr w:type="spellEnd"/>
+          <w:r>
+            <w:rPr>
+              <w:rFonts w:ascii="Times" w:eastAsia="Times New Roman" w:hAnsi="Times" w:cs="Times"/>
+              <w:color w:val="000000"/>
+              <w:sz w:val="20"/>
+            </w:rPr>
+            <w:t>: https://doi.org/10.1016/j.cose.2021.102470.</w:t>
           </w:r>
         </w:p>
         <w:p>
@@ -4940,7 +5894,7 @@
             <w:autoSpaceDE w:val="0"/>
             <w:autoSpaceDN w:val="0"/>
             <w:ind w:hanging="640"/>
-            <w:divId w:val="592973465"/>
+            <w:divId w:val="1996566361"/>
             <w:rPr>
               <w:rFonts w:ascii="Times" w:eastAsia="Times New Roman" w:hAnsi="Times" w:cs="Times"/>
               <w:color w:val="000000"/>
@@ -4953,7 +5907,6 @@
               <w:rFonts w:ascii="Times" w:eastAsia="Times New Roman" w:hAnsi="Times" w:cs="Times"/>
               <w:color w:val="000000"/>
               <w:sz w:val="20"/>
-              <w:lang w:val="en-US"/>
             </w:rPr>
             <w:t>[15]</w:t>
           </w:r>
@@ -4962,10 +5915,107 @@
               <w:rFonts w:ascii="Times" w:eastAsia="Times New Roman" w:hAnsi="Times" w:cs="Times"/>
               <w:color w:val="000000"/>
               <w:sz w:val="20"/>
-              <w:lang w:val="en-US"/>
             </w:rPr>
             <w:tab/>
-            <w:t xml:space="preserve">V. Somi, “A Comparative Analysis and Benchmarking of Dynamic Application Security Testing (DAST) Tools,” </w:t>
+            <w:t xml:space="preserve">C. M. Mejía-Granda, “Desarrollo de servicios web REST ‘inseguros’ para </w:t>
+          </w:r>
+          <w:proofErr w:type="spellStart"/>
+          <w:r>
+            <w:rPr>
+              <w:rFonts w:ascii="Times" w:eastAsia="Times New Roman" w:hAnsi="Times" w:cs="Times"/>
+              <w:color w:val="000000"/>
+              <w:sz w:val="20"/>
+            </w:rPr>
+            <w:t>auto-aprendizaje</w:t>
+          </w:r>
+          <w:proofErr w:type="spellEnd"/>
+          <w:r>
+            <w:rPr>
+              <w:rFonts w:ascii="Times" w:eastAsia="Times New Roman" w:hAnsi="Times" w:cs="Times"/>
+              <w:color w:val="000000"/>
+              <w:sz w:val="20"/>
+            </w:rPr>
+            <w:t xml:space="preserve"> en la explotación de vulnerabilidades,” Jul. 2018, </w:t>
+          </w:r>
+          <w:proofErr w:type="spellStart"/>
+          <w:r>
+            <w:rPr>
+              <w:rFonts w:ascii="Times" w:eastAsia="Times New Roman" w:hAnsi="Times" w:cs="Times"/>
+              <w:color w:val="000000"/>
+              <w:sz w:val="20"/>
+            </w:rPr>
+            <w:t>Accessed</w:t>
+          </w:r>
+          <w:proofErr w:type="spellEnd"/>
+          <w:r>
+            <w:rPr>
+              <w:rFonts w:ascii="Times" w:eastAsia="Times New Roman" w:hAnsi="Times" w:cs="Times"/>
+              <w:color w:val="000000"/>
+              <w:sz w:val="20"/>
+            </w:rPr>
+            <w:t xml:space="preserve">: Mar. 28, 2023. </w:t>
+          </w:r>
+          <w:r>
+            <w:rPr>
+              <w:rFonts w:ascii="Times" w:eastAsia="Times New Roman" w:hAnsi="Times" w:cs="Times"/>
+              <w:color w:val="000000"/>
+              <w:sz w:val="20"/>
+              <w:lang w:val="en-US"/>
+            </w:rPr>
+            <w:t>[Online]. Available: https://reunir.unir.net/handle/123456789/7435</w:t>
+          </w:r>
+        </w:p>
+        <w:p>
+          <w:pPr>
+            <w:autoSpaceDE w:val="0"/>
+            <w:autoSpaceDN w:val="0"/>
+            <w:ind w:hanging="640"/>
+            <w:divId w:val="92897190"/>
+            <w:rPr>
+              <w:rFonts w:ascii="Times" w:eastAsia="Times New Roman" w:hAnsi="Times" w:cs="Times"/>
+              <w:color w:val="000000"/>
+              <w:sz w:val="20"/>
+              <w:lang w:val="en-US"/>
+            </w:rPr>
+          </w:pPr>
+          <w:r>
+            <w:rPr>
+              <w:rFonts w:ascii="Times" w:eastAsia="Times New Roman" w:hAnsi="Times" w:cs="Times"/>
+              <w:color w:val="000000"/>
+              <w:sz w:val="20"/>
+              <w:lang w:val="en-US"/>
+            </w:rPr>
+            <w:t>[16]</w:t>
+          </w:r>
+          <w:r>
+            <w:rPr>
+              <w:rFonts w:ascii="Times" w:eastAsia="Times New Roman" w:hAnsi="Times" w:cs="Times"/>
+              <w:color w:val="000000"/>
+              <w:sz w:val="20"/>
+              <w:lang w:val="en-US"/>
+            </w:rPr>
+            <w:tab/>
+            <w:t xml:space="preserve">V. </w:t>
+          </w:r>
+          <w:proofErr w:type="spellStart"/>
+          <w:r>
+            <w:rPr>
+              <w:rFonts w:ascii="Times" w:eastAsia="Times New Roman" w:hAnsi="Times" w:cs="Times"/>
+              <w:color w:val="000000"/>
+              <w:sz w:val="20"/>
+              <w:lang w:val="en-US"/>
+            </w:rPr>
+            <w:t>Somi</w:t>
+          </w:r>
+          <w:proofErr w:type="spellEnd"/>
+          <w:r>
+            <w:rPr>
+              <w:rFonts w:ascii="Times" w:eastAsia="Times New Roman" w:hAnsi="Times" w:cs="Times"/>
+              <w:color w:val="000000"/>
+              <w:sz w:val="20"/>
+              <w:lang w:val="en-US"/>
+            </w:rPr>
+            <w:t xml:space="preserve">, “A Comparative Analysis and Benchmarking of Dynamic Application Security Testing (DAST) Tools,” </w:t>
           </w:r>
           <w:r>
             <w:rPr>
@@ -4985,7 +6035,27 @@
               <w:sz w:val="20"/>
               <w:lang w:val="en-US"/>
             </w:rPr>
-            <w:t>, pp. 1–6, Feb. 2024, doi: 10.47363/JEAST/2024(6)E139.</w:t>
+            <w:t xml:space="preserve">, pp. 1–6, Feb. 2024, </w:t>
+          </w:r>
+          <w:proofErr w:type="spellStart"/>
+          <w:r>
+            <w:rPr>
+              <w:rFonts w:ascii="Times" w:eastAsia="Times New Roman" w:hAnsi="Times" w:cs="Times"/>
+              <w:color w:val="000000"/>
+              <w:sz w:val="20"/>
+              <w:lang w:val="en-US"/>
+            </w:rPr>
+            <w:t>doi</w:t>
+          </w:r>
+          <w:proofErr w:type="spellEnd"/>
+          <w:r>
+            <w:rPr>
+              <w:rFonts w:ascii="Times" w:eastAsia="Times New Roman" w:hAnsi="Times" w:cs="Times"/>
+              <w:color w:val="000000"/>
+              <w:sz w:val="20"/>
+              <w:lang w:val="en-US"/>
+            </w:rPr>
+            <w:t>: 10.47363/JEAST/2024(6)E139.</w:t>
           </w:r>
         </w:p>
         <w:p>
@@ -5415,7 +6485,7 @@
         <w:t xml:space="preserve"> </w:t>
       </w:r>
       <w:r>
-        <w:t>https://url-shortener.me/CH3V</w:t>
+        <w:t>https://url-shortener.me/K9FZ</w:t>
       </w:r>
     </w:p>
   </w:footnote>
@@ -5440,7 +6510,7 @@
         <w:t xml:space="preserve"> </w:t>
       </w:r>
       <w:r>
-        <w:t>https://url-shortener.me/CH7G</w:t>
+        <w:t>https://url-shortener.me/CH3V</w:t>
       </w:r>
     </w:p>
   </w:footnote>
@@ -5465,11 +6535,61 @@
         <w:t xml:space="preserve"> </w:t>
       </w:r>
       <w:r>
-        <w:t>https://url-shortener.me/CH7P</w:t>
+        <w:t>https://url-shortener.me/CH7G</w:t>
       </w:r>
     </w:p>
   </w:footnote>
   <w:footnote w:id="16">
+    <w:p>
+      <w:pPr>
+        <w:pStyle w:val="Textonotapie"/>
+        <w:rPr>
+          <w:rFonts w:eastAsia="Times" w:cs="Times"/>
+          <w:color w:val="00B0F0"/>
+          <w:sz w:val="19"/>
+          <w:szCs w:val="19"/>
+        </w:rPr>
+      </w:pPr>
+      <w:r>
+        <w:rPr>
+          <w:rStyle w:val="Refdenotaalpie"/>
+        </w:rPr>
+        <w:footnoteRef/>
+      </w:r>
+      <w:r>
+        <w:t xml:space="preserve"> </w:t>
+      </w:r>
+      <w:r>
+        <w:t>https://url-shortener.me/CH7P</w:t>
+      </w:r>
+    </w:p>
+  </w:footnote>
+  <w:footnote w:id="17">
+    <w:p>
+      <w:pPr>
+        <w:pStyle w:val="Textonotapie"/>
+        <w:rPr>
+          <w:rFonts w:eastAsia="Times" w:cs="Times"/>
+          <w:color w:val="00B0F0"/>
+          <w:sz w:val="19"/>
+          <w:szCs w:val="19"/>
+        </w:rPr>
+      </w:pPr>
+      <w:r>
+        <w:rPr>
+          <w:rStyle w:val="Refdenotaalpie"/>
+        </w:rPr>
+        <w:footnoteRef/>
+      </w:r>
+      <w:r>
+        <w:t xml:space="preserve"> </w:t>
+      </w:r>
+      <w:r>
+        <w:t>https://url-shortener.me/CMQF</w:t>
+      </w:r>
+    </w:p>
+  </w:footnote>
+  <w:footnote w:id="18">
     <w:p>
       <w:pPr>
         <w:pStyle w:val="Textonotapie"/>
@@ -8143,6 +9263,35 @@
         </w:p>
       </w:docPartBody>
     </w:docPart>
+    <w:docPart>
+      <w:docPartPr>
+        <w:name w:val="3AEB9D8BC6FA499495988C429881DB45"/>
+        <w:category>
+          <w:name w:val="General"/>
+          <w:gallery w:val="placeholder"/>
+        </w:category>
+        <w:types>
+          <w:type w:val="bbPlcHdr"/>
+        </w:types>
+        <w:behaviors>
+          <w:behavior w:val="content"/>
+        </w:behaviors>
+        <w:guid w:val="{35F1DE01-B138-492F-B286-3568C8302193}"/>
+      </w:docPartPr>
+      <w:docPartBody>
+        <w:p>
+          <w:pPr>
+            <w:pStyle w:val="3AEB9D8BC6FA499495988C429881DB45"/>
+          </w:pPr>
+          <w:r>
+            <w:rPr>
+              <w:rStyle w:val="Textodelmarcadordeposicin"/>
+            </w:rPr>
+            <w:t>Haga clic o pulse aquí para escribir texto.</w:t>
+          </w:r>
+        </w:p>
+      </w:docPartBody>
+    </w:docPart>
   </w:docParts>
 </w:glossaryDocument>
 </file>
@@ -8218,14 +9367,18 @@
   </w:compat>
   <w:rsids>
     <w:rsidRoot w:val="0066596B"/>
+    <w:rsid w:val="00151C7D"/>
     <w:rsid w:val="003E2785"/>
     <w:rsid w:val="003F2435"/>
+    <w:rsid w:val="005567B0"/>
     <w:rsid w:val="0066596B"/>
     <w:rsid w:val="006A2401"/>
     <w:rsid w:val="007366EE"/>
     <w:rsid w:val="00791B7E"/>
+    <w:rsid w:val="0081027D"/>
     <w:rsid w:val="008A2446"/>
     <w:rsid w:val="00927F4F"/>
+    <w:rsid w:val="00A15FB6"/>
     <w:rsid w:val="00BC62A5"/>
     <w:rsid w:val="00BD66C9"/>
   </w:rsids>
@@ -8681,7 +9834,7 @@
     <w:basedOn w:val="Fuentedeprrafopredeter"/>
     <w:uiPriority w:val="99"/>
     <w:semiHidden/>
-    <w:rsid w:val="00BC62A5"/>
+    <w:rsid w:val="0081027D"/>
   </w:style>
   <w:style w:type="paragraph" w:customStyle="1" w:styleId="0CCF035B27C044E9AD075A9879C2232E">
     <w:name w:val="0CCF035B27C044E9AD075A9879C2232E"/>
@@ -8694,6 +9847,10 @@
   <w:style w:type="paragraph" w:customStyle="1" w:styleId="D49624B7A3634F62B4CCD6B3D02DAD23">
     <w:name w:val="D49624B7A3634F62B4CCD6B3D02DAD23"/>
     <w:rsid w:val="00BC62A5"/>
+  </w:style>
+  <w:style w:type="paragraph" w:customStyle="1" w:styleId="3AEB9D8BC6FA499495988C429881DB45">
+    <w:name w:val="3AEB9D8BC6FA499495988C429881DB45"/>
+    <w:rsid w:val="0081027D"/>
   </w:style>
 </w:styles>
 </file>
@@ -9016,8 +10173,8 @@
   </we:alternateReferences>
   <we:properties>
     <we:property name="MENDELEY_BIBLIOGRAPHY_IS_DIRTY" value="false"/>
-    <we:property name="MENDELEY_BIBLIOGRAPHY_LAST_MODIFIED" value="1770959531886"/>
-    <we:property name="MENDELEY_CITATIONS" value="[{&quot;citationID&quot;:&quot;MENDELEY_CITATION_aab6c0c5-7fe8-45fc-adf9-ec3969c1a0c0&quot;,&quot;properties&quot;:{&quot;noteIndex&quot;:0},&quot;isEdited&quot;:false,&quot;manualOverride&quot;:{&quot;isManuallyOverridden&quot;:false,&quot;citeprocText&quot;:&quot;[1]&quot;,&quot;manualOverrideText&quot;:&quot;&quot;},&quot;citationTag&quot;:&quot;MENDELEY_CITATION_v3_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&quot;,&quot;citationItems&quot;:[{&quot;id&quot;:&quot;874ee776-76bc-3ab9-b473-1658c95b5471&quot;,&quot;itemData&quot;:{&quot;type&quot;:&quot;article&quot;,&quot;id&quot;:&quot;874ee776-76bc-3ab9-b473-1658c95b5471&quot;,&quot;title&quot;:&quot;Information for service organization management in a SOC 1® engagement | Resources | AICPA &amp; CIMA&quot;,&quot;author&quot;:[{&quot;family&quot;:&quot;CPAs&quot;,&quot;given&quot;:&quot;The American Institute of&quot;,&quot;parse-names&quot;:false,&quot;dropping-particle&quot;:&quot;&quot;,&quot;non-dropping-particle&quot;:&quot;&quot;}],&quot;URL&quot;:&quot;https://www.aicpa-cima.com/resources/download/information-for-service-organization-management-in-a-soc-1-engagement&quot;,&quot;issued&quot;:{&quot;date-parts&quot;:[[2023]]},&quot;container-title-short&quot;:&quot;&quot;},&quot;isTemporary&quot;:false}]},{&quot;citationID&quot;:&quot;MENDELEY_CITATION_872a0d72-ddeb-417d-97d5-30181dee9451&quot;,&quot;properties&quot;:{&quot;noteIndex&quot;:0},&quot;isEdited&quot;:false,&quot;manualOverride&quot;:{&quot;isManuallyOverridden&quot;:false,&quot;citeprocText&quot;:&quot;[1]&quot;,&quot;manualOverrideText&quot;:&quot;&quot;},&quot;citationTag&quot;:&quot;MENDELEY_CITATION_v3_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&quot;,&quot;citationItems&quot;:[{&quot;id&quot;:&quot;874ee776-76bc-3ab9-b473-1658c95b5471&quot;,&quot;itemData&quot;:{&quot;type&quot;:&quot;article&quot;,&quot;id&quot;:&quot;874ee776-76bc-3ab9-b473-1658c95b5471&quot;,&quot;title&quot;:&quot;Information for service organization management in a SOC 1® engagement | Resources | AICPA &amp; CIMA&quot;,&quot;author&quot;:[{&quot;family&quot;:&quot;CPAs&quot;,&quot;given&quot;:&quot;The American Institute of&quot;,&quot;parse-names&quot;:false,&quot;dropping-particle&quot;:&quot;&quot;,&quot;non-dropping-particle&quot;:&quot;&quot;}],&quot;URL&quot;:&quot;https://www.aicpa-cima.com/resources/download/information-for-service-organization-management-in-a-soc-1-engagement&quot;,&quot;issued&quot;:{&quot;date-parts&quot;:[[2023]]},&quot;container-title-short&quot;:&quot;&quot;},&quot;isTemporary&quot;:false}]},{&quot;citationID&quot;:&quot;MENDELEY_CITATION_503cdc9b-c81e-45fc-b7f6-17823f9ad073&quot;,&quot;properties&quot;:{&quot;noteIndex&quot;:0},&quot;isEdited&quot;:false,&quot;manualOverride&quot;:{&quot;isManuallyOverridden&quot;:false,&quot;citeprocText&quot;:&quot;[2]&quot;,&quot;manualOverrideText&quot;:&quot;&quot;},&quot;citationTag&quot;:&quot;MENDELEY_CITATION_v3_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&quot;,&quot;citationItems&quot;:[{&quot;id&quot;:&quot;57e0b561-5e6b-3381-b174-60acfe12295b&quot;,&quot;itemData&quot;:{&quot;type&quot;:&quot;webpage&quot;,&quot;id&quot;:&quot;57e0b561-5e6b-3381-b174-60acfe12295b&quot;,&quot;title&quot;:&quot;SOC 2® - SOC for Service Organizations: Trust Services Criteria | AICPA &amp; CIMA&quot;,&quot;author&quot;:[{&quot;family&quot;:&quot;CPAs&quot;,&quot;given&quot;:&quot;The American Institute of&quot;,&quot;parse-names&quot;:false,&quot;dropping-particle&quot;:&quot;&quot;,&quot;non-dropping-particle&quot;:&quot;&quot;}],&quot;accessed&quot;:{&quot;date-parts&quot;:[[2024,6,14]]},&quot;URL&quot;:&quot;https://www.aicpa-cima.com/topic/audit-assurance/audit-and-assurance-greater-than-soc-2&quot;,&quot;issued&quot;:{&quot;date-parts&quot;:[[2023]]},&quot;container-title-short&quot;:&quot;&quot;},&quot;isTemporary&quot;:false}]},{&quot;citationID&quot;:&quot;MENDELEY_CITATION_b7edac74-4c33-4fd5-b61a-84503ebea696&quot;,&quot;properties&quot;:{&quot;noteIndex&quot;:0},&quot;isEdited&quot;:false,&quot;manualOverride&quot;:{&quot;isManuallyOverridden&quot;:false,&quot;citeprocText&quot;:&quot;[3]&quot;,&quot;manualOverrideText&quot;:&quot;&quot;},&quot;citationTag&quot;:&quot;MENDELEY_CITATION_v3_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&quot;,&quot;citationItems&quot;:[{&quot;id&quot;:&quot;ed46c9c8-1490-378d-ba04-619f3a807d3b&quot;,&quot;itemData&quot;:{&quot;type&quot;:&quot;article&quot;,&quot;id&quot;:&quot;ed46c9c8-1490-378d-ba04-619f3a807d3b&quot;,&quot;title&quot;:&quot;AICPA &amp; CIMA&quot;,&quot;author&quot;:[{&quot;family&quot;:&quot;CPAs&quot;,&quot;given&quot;:&quot;The American Institute of&quot;,&quot;parse-names&quot;:false,&quot;dropping-particle&quot;:&quot;&quot;,&quot;non-dropping-particle&quot;:&quot;&quot;}],&quot;URL&quot;:&quot;https://www.aicpa-cima.com/topic/audit-assurance/audit-and-assurance-greater-than-soc-3&quot;,&quot;container-title-short&quot;:&quot;&quot;},&quot;isTemporary&quot;:false}]},{&quot;citationID&quot;:&quot;MENDELEY_CITATION_25586901-f070-4fde-b696-024f16883a84&quot;,&quot;properties&quot;:{&quot;noteIndex&quot;:0},&quot;isEdited&quot;:false,&quot;manualOverride&quot;:{&quot;isManuallyOverridden&quot;:false,&quot;citeprocText&quot;:&quot;[4], [5], [6], [7]&quot;,&quot;manualOverrideText&quot;:&quot;&quot;},&quot;citationTag&quot;:&quot;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&quot;,&quot;citationItems&quot;:[{&quot;id&quot;:&quot;4e82a12d-6659-33e4-a003-68ac7ef288d5&quot;,&quot;itemData&quot;:{&quot;type&quot;:&quot;article-journal&quot;,&quot;id&quot;:&quot;4e82a12d-6659-33e4-a003-68ac7ef288d5&quot;,&quot;title&quot;:&quot;A Personal Data Audit Method through Requirements Engineering&quot;,&quot;author&quot;:[{&quot;family&quot;:&quot;Martínez&quot;,&quot;given&quot;:&quot;Miguel A&quot;,&quot;parse-names&quot;:false,&quot;dropping-particle&quot;:&quot;&quot;,&quot;non-dropping-particle&quot;:&quot;&quot;},{&quot;family&quot;:&quot;Lasheras&quot;,&quot;given&quot;:&quot;Joaquín&quot;,&quot;parse-names&quot;:false,&quot;dropping-particle&quot;:&quot;&quot;,&quot;non-dropping-particle&quot;:&quot;&quot;},{&quot;family&quot;:&quot;Fernández-Medina&quot;,&quot;given&quot;:&quot;Eduardo&quot;,&quot;parse-names&quot;:false,&quot;dropping-particle&quot;:&quot;&quot;,&quot;non-dropping-particle&quot;:&quot;&quot;},{&quot;family&quot;:&quot;Toval&quot;,&quot;given&quot;:&quot;Ambrosio&quot;,&quot;parse-names&quot;:false,&quot;dropping-particle&quot;:&quot;&quot;,&quot;non-dropping-particle&quot;:&quot;&quot;},{&quot;family&quot;:&quot;Piattini&quot;,&quot;given&quot;:&quot;Mario&quot;,&quot;parse-names&quot;:false,&quot;dropping-particle&quot;:&quot;&quot;,&quot;non-dropping-particle&quot;:&quot;&quot;}],&quot;container-title&quot;:&quot;Computer Standards &amp; Interfaces&quot;,&quot;DOI&quot;:&quot;https://doi.org/10.1016/j.csi.2010.01.001&quot;,&quot;ISSN&quot;:&quot;0920-5489&quot;,&quot;URL&quot;:&quot;https://www.sciencedirect.com/science/article/pii/S0920548910000036&quot;,&quot;issued&quot;:{&quot;date-parts&quot;:[[2010]]},&quot;page&quot;:&quot;166-178&quot;,&quot;abstract&quot;:&quot;Organizations using personal data in areas such as in Health Information Systems have, in recent years, shown an increasing interest in the correct protection of these data. It is not only important to define security measures for these sensitive data, but also to define strategies to audit their fulfilment. Although standardisation organisations have defined recommendations and standards related to security and audit controls, no methodological frameworks proposing the audit of these sensitive data have been described. This paper presents a methodology with which to audit personal data protection, using Requirements Engineering and based on CobiT. This methodology has been validated in four real case studies.&quot;,&quot;issue&quot;:&quot;4&quot;,&quot;volume&quot;:&quot;32&quot;,&quot;container-title-short&quot;:&quot;Comput. Stand. Interfaces&quot;},&quot;isTemporary&quot;:false},{&quot;id&quot;:&quot;8bd9017b-1363-39dd-b363-2ea139c1235c&quot;,&quot;itemData&quot;:{&quot;type&quot;:&quot;book&quot;,&quot;id&quot;:&quot;8bd9017b-1363-39dd-b363-2ea139c1235c&quot;,&quot;title&quot;:&quot;Requirements Engineering to Audit Privacy Issues in Medical and Health Software.&quot;,&quot;author&quot;:[{&quot;family&quot;:&quot;Aguilar&quot;,&quot;given&quot;:&quot;Miguel Angel&quot;,&quot;parse-names&quot;:false,&quot;dropping-particle&quot;:&quot;&quot;,&quot;non-dropping-particle&quot;:&quot;&quot;},{&quot;family&quot;:&quot;Toval&quot;,&quot;given&quot;:&quot;Ambrosio&quot;,&quot;parse-names&quot;:false,&quot;dropping-particle&quot;:&quot;&quot;,&quot;non-dropping-particle&quot;:&quot;&quot;},{&quot;family&quot;:&quot;Campos&quot;,&quot;given&quot;:&quot;Manuel&quot;,&quot;parse-names&quot;:false,&quot;dropping-particle&quot;:&quot;&quot;,&quot;non-dropping-particle&quot;:&quot;&quot;}],&quot;issued&quot;:{&quot;date-parts&quot;:[[2008,1,1]]},&quot;number-of-pages&quot;:&quot;74-81&quot;,&quot;container-title-short&quot;:&quot;&quot;},&quot;isTemporary&quot;:false},{&quot;id&quot;:&quot;bc4c61ea-f9e8-3aab-a5ec-7a070021c23f&quot;,&quot;itemData&quot;:{&quot;type&quot;:&quot;article-journal&quot;,&quot;id&quot;:&quot;bc4c61ea-f9e8-3aab-a5ec-7a070021c23f&quot;,&quot;title&quot;:&quot;Reusable Software Usability Specifications for mHealth Applications&quot;,&quot;author&quot;:[{&quot;family&quot;:&quot;Cruz Zapata&quot;,&quot;given&quot;:&quot;Belén&quot;,&quot;parse-names&quot;:false,&quot;dropping-particle&quot;:&quot;&quot;,&quot;non-dropping-particle&quot;:&quot;&quot;},{&quot;family&quot;:&quot;Fernández-Alemán&quot;,&quot;given&quot;:&quot;José Luis&quot;,&quot;parse-names&quot;:false,&quot;dropping-particle&quot;:&quot;&quot;,&quot;non-dropping-particle&quot;:&quot;&quot;},{&quot;family&quot;:&quot;Toval&quot;,&quot;given&quot;:&quot;Ambrosio&quot;,&quot;parse-names&quot;:false,&quot;dropping-particle&quot;:&quot;&quot;,&quot;non-dropping-particle&quot;:&quot;&quot;},{&quot;family&quot;:&quot;Idri&quot;,&quot;given&quot;:&quot;Ali&quot;,&quot;parse-names&quot;:false,&quot;dropping-particle&quot;:&quot;&quot;,&quot;non-dropping-particle&quot;:&quot;&quot;}],&quot;container-title&quot;:&quot;Journal of Medical Systems&quot;,&quot;DOI&quot;:&quot;10.1007/s10916-018-0902-0&quot;,&quot;ISSN&quot;:&quot;1573-689X&quot;,&quot;URL&quot;:&quot;https://doi.org/10.1007/s10916-018-0902-0&quot;,&quot;issued&quot;:{&quot;date-parts&quot;:[[2018]]},&quot;page&quot;:&quot;45&quot;,&quot;abstract&quot;:&quot;One of the key factors for the adoption of mobile technologies, and in particular of mobile health applications, is usability. A usable application will be easier to use and understand by users, and will improve user’s interaction with it. This paper proposes a software requirements catalog for usable mobile health applications, which can be used for the development of new applications, or the evaluation of existing ones. The catalog is based on the main identified sources in literature on usability and mobile health applications. Our catalog was organized according to the ISO/IEC/IEEE 29148:2011 standard and follows the SIREN methodology to create reusable catalogs. The applicability of the catalog was verified by the creation of an audit method, which was used to perform the evaluation of a real app, S Health, application created by Samsung Electronics Co. The usability requirements catalog, along with the audit method, identified several usability flaws on the evaluated app, which scored 83%. Some flaws were detected in the app related to the navigation pattern. Some more issues related to the startup experience, empty screens or writing style were also found. The way a user navigates through an application improves or deteriorates user’s experience with the application. We proposed a reusable usability catalog and an audit method. This proposal was used to evaluate a mobile health application. An audit report was created with the usability issues identified on the evaluated application.&quot;,&quot;issue&quot;:&quot;3&quot;,&quot;volume&quot;:&quot;42&quot;,&quot;container-title-short&quot;:&quot;J. Med. Syst.&quot;},&quot;isTemporary&quot;:false},{&quot;id&quot;:&quot;4349c554-66e2-36df-bedc-0e61f9194e69&quot;,&quot;itemData&quot;:{&quot;type&quot;:&quot;article-journal&quot;,&quot;id&quot;:&quot;4349c554-66e2-36df-bedc-0e61f9194e69&quot;,&quot;title&quot;:&quot;A method and validation for auditing e-Health applications based on reusable software security requirements specifications&quot;,&quot;author&quot;:[{&quot;family&quot;:&quot;Mejía-Granda&quot;,&quot;given&quot;:&quot;Carlos M&quot;,&quot;parse-names&quot;:false,&quot;dropping-particle&quot;:&quot;&quot;,&quot;non-dropping-particle&quot;:&quot;&quot;},{&quot;family&quot;:&quot;Fernández-Alemán&quot;,&quot;given&quot;:&quot;José L&quot;,&quot;parse-names&quot;:false,&quot;dropping-particle&quot;:&quot;&quot;,&quot;non-dropping-particle&quot;:&quot;&quot;},{&quot;family&quot;:&quot;Carrillo de Gea&quot;,&quot;given&quot;:&quot;Juan M&quot;,&quot;parse-names&quot;:false,&quot;dropping-particle&quot;:&quot;&quot;,&quot;non-dropping-particle&quot;:&quot;&quot;},{&quot;family&quot;:&quot;García-Berná&quot;,&quot;given&quot;:&quot;José A&quot;,&quot;parse-names&quot;:false,&quot;dropping-particle&quot;:&quot;&quot;,&quot;non-dropping-particle&quot;:&quot;&quot;}],&quot;container-title&quot;:&quot;International Journal of Medical Informatics&quot;,&quot;DOI&quot;:&quot;https://doi.org/10.1016/j.ijmedinf.2024.105699&quot;,&quot;ISSN&quot;:&quot;1386-5056&quot;,&quot;URL&quot;:&quot;https://www.sciencedirect.com/science/article/pii/S1386505624003629&quot;,&quot;issued&quot;:{&quot;date-parts&quot;:[[2025]]},&quot;page&quot;:&quot;105699&quot;,&quot;abstract&quot;:&quot;Objective\nThis article deals with the complex process of obtaining security requirements for e-Health applications. It introduces a tailored audit and validation methodology particularly designed for e-Health applications. Additionally, it presents a comprehensive security catalog derived from primary sources such as law, guides, standards, best practices, and a systematic literature review. This catalog is characterized by its continuous improvement, clarity, completeness, consistency, verifiability, modifiability, and traceability.\nMethods\nThe authors reviewed electronic health security literature and gathered primary sources of law, guides, standards, and best practices. They organized the catalog according to the ISO/IEC/IEEE 29148:2018 standard and proposed a methodology to ensure its reusability. Moreover, the authors proposed SEC-AM as an audit method. The applicability of the catalog was validated through the audit method, which was conducted on a prominent medical application, OpenEMR.\nResults\nThe proposed method and validation for auditing e-Health Applications through the catalog provided a comprehensive framework for developing or evaluating new applications. Through the audit of OpenEMR, several security vulnerabilities were identified, such as DDOs, XSS, JSONi, and CMDi, resulting in a “Secure” classification of OpenEMR with a compliance rate of 66.97%.\nConclusion\nThe study demonstrates the proposed catalog’s feasibility and effectiveness in enhancing health software security. The authors suggest continuous improvement by incorporating new regulations, knowledge from additional sources, and addressing emerging zero-day vulnerabilities. This approach is crucial for providing practical, safe, and quality medical care amidst increasing cyber threats in the healthcare industry.&quot;,&quot;volume&quot;:&quot;194&quot;,&quot;container-title-short&quot;:&quot;Int. J. Med. Inform.&quot;},&quot;isTemporary&quot;:false}]},{&quot;citationID&quot;:&quot;MENDELEY_CITATION_eda80ec9-328f-44ee-82c1-d84242b3a125&quot;,&quot;properties&quot;:{&quot;noteIndex&quot;:0},&quot;isEdited&quot;:false,&quot;manualOverride&quot;:{&quot;isManuallyOverridden&quot;:false,&quot;citeprocText&quot;:&quot;[8]&quot;,&quot;manualOverrideText&quot;:&quot;&quot;},&quot;citationTag&quot;:&quot;MENDELEY_CITATION_v3_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&quot;,&quot;citationItems&quot;:[{&quot;id&quot;:&quot;6a4a4ebb-7938-3dca-be40-881adbc1e6a4&quot;,&quot;itemData&quot;:{&quot;type&quot;:&quot;article-journal&quot;,&quot;id&quot;:&quot;6a4a4ebb-7938-3dca-be40-881adbc1e6a4&quot;,&quot;title&quot;:&quot;Why Is Static Application Security Testing Hard to Learn?&quot;,&quot;author&quot;:[{&quot;family&quot;:&quot;Krishnan&quot;,&quot;given&quot;:&quot;P&quot;,&quot;parse-names&quot;:false,&quot;dropping-particle&quot;:&quot;&quot;,&quot;non-dropping-particle&quot;:&quot;&quot;},{&quot;family&quot;:&quot;Cifuentes&quot;,&quot;given&quot;:&quot;C&quot;,&quot;parse-names&quot;:false,&quot;dropping-particle&quot;:&quot;&quot;,&quot;non-dropping-particle&quot;:&quot;&quot;},{&quot;family&quot;:&quot;Li&quot;,&quot;given&quot;:&quot;L&quot;,&quot;parse-names&quot;:false,&quot;dropping-particle&quot;:&quot;&quot;,&quot;non-dropping-particle&quot;:&quot;&quot;},{&quot;family&quot;:&quot;Bissyande&quot;,&quot;given&quot;:&quot;T F&quot;,&quot;parse-names&quot;:false,&quot;dropping-particle&quot;:&quot;&quot;,&quot;non-dropping-particle&quot;:&quot;&quot;},{&quot;family&quot;:&quot;Klein&quot;,&quot;given&quot;:&quot;J&quot;,&quot;parse-names&quot;:false,&quot;dropping-particle&quot;:&quot;&quot;,&quot;non-dropping-particle&quot;:&quot;&quot;}],&quot;container-title&quot;:&quot;IEEE Security and Privacy&quot;,&quot;DOI&quot;:&quot;10.1109/MSEC.2023.3287206&quot;,&quot;issued&quot;:{&quot;date-parts&quot;:[[2023]]},&quot;page&quot;:&quot;68-72&quot;,&quot;abstract&quot;:&quot;In this article, we summarize our experience in combining program analysis with machine learning (ML) to develop a technique that can improve the development of specific program analyses. Our experience is negative. We describe the areas that need to be addressed if ML techniques are to be useful in the program analysis context. Most of the issues that we report are different from the ones that discuss the state of the art in the use of ML techniques to detect security vulnerabilities.&quot;,&quot;issue&quot;:&quot;5&quot;,&quot;volume&quot;:&quot;21&quot;,&quot;container-title-short&quot;:&quot;IEEE Secur. Priv.&quot;},&quot;isTemporary&quot;:false}]},{&quot;citationID&quot;:&quot;MENDELEY_CITATION_5542cbb1-d39b-46b8-b376-1d767de6e044&quot;,&quot;properties&quot;:{&quot;noteIndex&quot;:0},&quot;isEdited&quot;:false,&quot;manualOverride&quot;:{&quot;isManuallyOverridden&quot;:false,&quot;citeprocText&quot;:&quot;[9], [10]&quot;,&quot;manualOverrideText&quot;:&quot;&quot;},&quot;citationTag&quot;:&quot;MENDELEY_CITATION_v3_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&quot;,&quot;citationItems&quot;:[{&quot;id&quot;:&quot;b6210058-899c-3fa4-b2b8-b6f2e0fafa6e&quot;,&quot;itemData&quot;:{&quot;type&quot;:&quot;article-journal&quot;,&quot;id&quot;:&quot;b6210058-899c-3fa4-b2b8-b6f2e0fafa6e&quot;,&quot;title&quot;:&quot;The role of program analysis in security vulnerability detection: Then and now&quot;,&quot;author&quot;:[{&quot;family&quot;:&quot;Cifuentes&quot;,&quot;given&quot;:&quot;C&quot;,&quot;parse-names&quot;:false,&quot;dropping-particle&quot;:&quot;&quot;,&quot;non-dropping-particle&quot;:&quot;&quot;},{&quot;family&quot;:&quot;Gauthier&quot;,&quot;given&quot;:&quot;F&quot;,&quot;parse-names&quot;:false,&quot;dropping-particle&quot;:&quot;&quot;,&quot;non-dropping-particle&quot;:&quot;&quot;},{&quot;family&quot;:&quot;Hassanshahi&quot;,&quot;given&quot;:&quot;B&quot;,&quot;parse-names&quot;:false,&quot;dropping-particle&quot;:&quot;&quot;,&quot;non-dropping-particle&quot;:&quot;&quot;},{&quot;family&quot;:&quot;Krishnan&quot;,&quot;given&quot;:&quot;P&quot;,&quot;parse-names&quot;:false,&quot;dropping-particle&quot;:&quot;&quot;,&quot;non-dropping-particle&quot;:&quot;&quot;},{&quot;family&quot;:&quot;McCall&quot;,&quot;given&quot;:&quot;D&quot;,&quot;parse-names&quot;:false,&quot;dropping-particle&quot;:&quot;&quot;,&quot;non-dropping-particle&quot;:&quot;&quot;}],&quot;container-title&quot;:&quot;Computers and Security&quot;,&quot;DOI&quot;:&quot;10.1016/j.cose.2023.103463&quot;,&quot;issued&quot;:{&quot;date-parts&quot;:[[2023]]},&quot;abstract&quot;:&quot;Program analysis techniques play an important role in detecting security vulnerabilities. In this paper we describe our experiences in developing a variety of tools that detect security vulnerabilities in an industrial setting. The main driving forces for adoption of program analysis tools by a development organisation are low false positive rate, ease of integration in the developer's workflow, scalability to handle industrial size systems and results that are easy to understand. Even if one the above dimensions is not supported, the tool will not be used in practice. We show how the analyses of program analysis tools have changed over more than a decade due to differences in languages, e.g., code written in systems-level languages like C tend to focus on memory-related vulnerabilities, in contrast to languages like Java, JavaScript and Python where the focus is more on injection vulnerabilities in web or cloud applications. Based on language, static or dynamic analysis approaches are needed, including hybrid approaches. We conclude with our vision on Intelligent Application Security – how program analysis tools will keep changing to enable the DevSecOps model given the fertile ground that the DevOps model provides today. We foresee different program analysis tools working together by sharing information, including the results they produce, while addressing newer security issues such as those related to supply chain issues. In this way, program analysis tools would be extended with relevant machine learning techniques and be integrated in all different phases of the code development, building, testing, deployment and monitoring cycle.&quot;,&quot;volume&quot;:&quot;135&quot;,&quot;container-title-short&quot;:&quot;Comput. Secur.&quot;},&quot;isTemporary&quot;:false},{&quot;id&quot;:&quot;8b242e14-edd6-3158-8101-6c821db8fd18&quot;,&quot;itemData&quot;:{&quot;type&quot;:&quot;paper-conference&quot;,&quot;id&quot;:&quot;8b242e14-edd6-3158-8101-6c821db8fd18&quot;,&quot;title&quot;:&quot;Secure information flow awareness for smart wireless eHealth systems&quot;,&quot;author&quot;:[{&quot;family&quot;:&quot;Pfeiffer&quot;,&quot;given&quot;:&quot;S&quot;,&quot;parse-names&quot;:false,&quot;dropping-particle&quot;:&quot;&quot;,&quot;non-dropping-particle&quot;:&quot;&quot;},{&quot;family&quot;:&quot;Unger&quot;,&quot;given&quot;:&quot;S&quot;,&quot;parse-names&quot;:false,&quot;dropping-particle&quot;:&quot;&quot;,&quot;non-dropping-particle&quot;:&quot;&quot;},{&quot;family&quot;:&quot;Timmermann&quot;,&quot;given&quot;:&quot;D&quot;,&quot;parse-names&quot;:false,&quot;dropping-particle&quot;:&quot;&quot;,&quot;non-dropping-particle&quot;:&quot;&quot;},{&quot;family&quot;:&quot;Lehmann&quot;,&quot;given&quot;:&quot;A&quot;,&quot;parse-names&quot;:false,&quot;dropping-particle&quot;:&quot;&quot;,&quot;non-dropping-particle&quot;:&quot;&quot;}],&quot;container-title&quot;:&quot;International Multi-Conference on Systems, Signals and Devices, SSD 2012 - Summary Proceedings&quot;,&quot;DOI&quot;:&quot;10.1109/SSD.2012.6198123&quot;,&quot;URL&quot;:&quot;https://www.scopus.com/inward/record.uri?eid=2-s2.0-84861600327&amp;doi=10.1109%2fSSD.2012.6198123&amp;partnerID=40&amp;md5=7ccf04a7df208ee585f5236db11e29d1&quot;,&quot;issued&quot;:{&quot;date-parts&quot;:[[2012]]},&quot;container-title-short&quot;:&quot;&quot;},&quot;isTemporary&quot;:false}]},{&quot;citationID&quot;:&quot;MENDELEY_CITATION_87fefa5f-8057-4582-b354-3f7155c5e8a7&quot;,&quot;properties&quot;:{&quot;noteIndex&quot;:0},&quot;isEdited&quot;:false,&quot;manualOverride&quot;:{&quot;isManuallyOverridden&quot;:false,&quot;citeprocText&quot;:&quot;[11]&quot;,&quot;manualOverrideText&quot;:&quot;&quot;},&quot;citationTag&quot;:&quot;MENDELEY_CITATION_v3_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&quot;,&quot;citationItems&quot;:[{&quot;id&quot;:&quot;3ff4a6bb-4cf0-32dd-b4bc-d4ef790d12d3&quot;,&quot;itemData&quot;:{&quot;type&quot;:&quot;article-journal&quot;,&quot;id&quot;:&quot;3ff4a6bb-4cf0-32dd-b4bc-d4ef790d12d3&quot;,&quot;title&quot;:&quot;On Combining Static, Dynamic and Interactive Analysis Security Testing Tools to Improve OWASP Top Ten Security Vulnerability Detection in Web Applications&quot;,&quot;author&quot;:[{&quot;family&quot;:&quot;Tudela&quot;,&quot;given&quot;:&quot;F M&quot;,&quot;parse-names&quot;:false,&quot;dropping-particle&quot;:&quot;&quot;,&quot;non-dropping-particle&quot;:&quot;&quot;},{&quot;family&quot;:&quot;Higuera&quot;,&quot;given&quot;:&quot;J R B&quot;,&quot;parse-names&quot;:false,&quot;dropping-particle&quot;:&quot;&quot;,&quot;non-dropping-particle&quot;:&quot;&quot;},{&quot;family&quot;:&quot;Higuera&quot;,&quot;given&quot;:&quot;J B&quot;,&quot;parse-names&quot;:false,&quot;dropping-particle&quot;:&quot;&quot;,&quot;non-dropping-particle&quot;:&quot;&quot;},{&quot;family&quot;:&quot;Montalvo&quot;,&quot;given&quot;:&quot;J A S&quot;,&quot;parse-names&quot;:false,&quot;dropping-particle&quot;:&quot;&quot;,&quot;non-dropping-particle&quot;:&quot;&quot;},{&quot;family&quot;:&quot;Argyros&quot;,&quot;given&quot;:&quot;M I&quot;,&quot;parse-names&quot;:false,&quot;dropping-particle&quot;:&quot;&quot;,&quot;non-dropping-particle&quot;:&quot;&quot;}],&quot;container-title&quot;:&quot;APPLIED SCIENCES-BASEL&quot;,&quot;DOI&quot;:&quot;10.3390/app10249119&quot;,&quot;ISSN&quot;:&quot;2076-3417&quot;,&quot;PMID&quot;:&quot;WOS:000602881000001&quot;,&quot;issued&quot;:{&quot;date-parts&quot;:[[2020]]},&quot;language&quot;:&quot;English&quot;,&quot;abstract&quot;:&quot;Featured Application\n   This document provides a complete comparative study of how different types of security analysis tools, (static, interactive and dynamic) can combine to obtain the best performance results in terms of true and false positive ratios taking into account different degrees of criticality.\n   The design of the techniques and algorithms used by the static, dynamic and interactive security testing tools differ. Therefore, each tool detects to a greater or lesser extent each type of vulnerability for which they are designed for. In addition, their different designs mean that they have different percentages of false positives. In order to take advantage of the possible synergies that different analysis tools types may have, this paper combines several static, dynamic and interactive analysis security testing tools-static white box security analysis (SAST), dynamic black box security analysis (DAST) and interactive white box security analysis (IAST), respectively. The aim is to investigate how to improve the effectiveness of security vulnerability detection while reducing the number of false positives. Specifically, two static, two dynamic and two interactive security analysis tools will be combined to study their behavior using a specific benchmark for OWASP Top Ten security vulnerabilities and taking into account various scenarios of different criticality in terms of the applications analyzed. Finally, this study analyzes and discuss the values of the selected metrics applied to the results for each n-tools combination.&quot;,&quot;issue&quot;:&quot;24&quot;,&quot;volume&quot;:&quot;10&quot;,&quot;container-title-short&quot;:&quot;&quot;},&quot;isTemporary&quot;:false}]},{&quot;citationID&quot;:&quot;MENDELEY_CITATION_3687f529-6597-470f-9681-f1e9b8db3e50&quot;,&quot;properties&quot;:{&quot;noteIndex&quot;:0},&quot;isEdited&quot;:false,&quot;manualOverride&quot;:{&quot;isManuallyOverridden&quot;:false,&quot;citeprocText&quot;:&quot;[12]&quot;,&quot;manualOverrideText&quot;:&quot;&quot;},&quot;citationTag&quot;:&quot;MENDELEY_CITATION_v3_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&quot;,&quot;citationItems&quot;:[{&quot;id&quot;:&quot;2f51d81e-f416-3204-81f6-94e4dc3d8dd6&quot;,&quot;itemData&quot;:{&quot;type&quot;:&quot;article-journal&quot;,&quot;id&quot;:&quot;2f51d81e-f416-3204-81f6-94e4dc3d8dd6&quot;,&quot;title&quot;:&quot;Secure software development and testing: A model-based methodology&quot;,&quot;author&quot;:[{&quot;family&quot;:&quot;Casola&quot;,&quot;given&quot;:&quot;Valentina&quot;,&quot;parse-names&quot;:false,&quot;dropping-particle&quot;:&quot;&quot;,&quot;non-dropping-particle&quot;:&quot;&quot;},{&quot;family&quot;:&quot;Benedictis&quot;,&quot;given&quot;:&quot;Alessandra&quot;,&quot;parse-names&quot;:false,&quot;dropping-particle&quot;:&quot;&quot;,&quot;non-dropping-particle&quot;:&quot;De&quot;},{&quot;family&quot;:&quot;Mazzocca&quot;,&quot;given&quot;:&quot;Carlo&quot;,&quot;parse-names&quot;:false,&quot;dropping-particle&quot;:&quot;&quot;,&quot;non-dropping-particle&quot;:&quot;&quot;},{&quot;family&quot;:&quot;Orbinato&quot;,&quot;given&quot;:&quot;Vittorio&quot;,&quot;parse-names&quot;:false,&quot;dropping-particle&quot;:&quot;&quot;,&quot;non-dropping-particle&quot;:&quot;&quot;}],&quot;container-title&quot;:&quot;Computers &amp; Security&quot;,&quot;DOI&quot;:&quot;https://doi.org/10.1016/j.cose.2023.103639&quot;,&quot;ISSN&quot;:&quot;0167-4048&quot;,&quot;URL&quot;:&quot;https://www.sciencedirect.com/science/article/pii/S0167404823005497&quot;,&quot;issued&quot;:{&quot;date-parts&quot;:[[2024]]},&quot;page&quot;:&quot;103639&quot;,&quot;abstract&quot;:&quot;Modern industries widely rely upon software and IT services, in a context where cybercrime is rapidly spreading in more and more sectors. Unfortunately, despite greater general awareness of security risks and the availability of security tools that can help to cope with those risks, many organizations (especially medium/small-size ones) still lag when it comes to building security into their services. This is mainly due to the limited security skills of common developers/IT project managers and to the typically high costs of security procedures. In fact, while automated tools exist to perform code analysis, vulnerability scanning, or security testing, the manual intervention of security experts is still required not only for security analysis and design, but also to configure and elaborate the output of the security testing tools. In this paper, we propose a novel secure software development methodology aimed at supporting developers from security design to security testing, suitable for integration within modern DevOps pipelines according to a DevSecOps (or SecDevOps) approach. The proposed methodology leverages a model-based process that enables identifying existing threats, selecting appropriate countermeasures to enforce, and verify their mitigation effectiveness through both static assessment procedures and targeted security tests. To demonstrate our approach's feasibility and concretely illustrate the devised activities, we provide a step-by-step description of the whole process concerning a containerized microservice-based application case study. In addition, we discuss the application of the proposed methodology, in its threat modeling and security testing phases, to a well-known vulnerable web application widely used for security training purposes, to illustrate that we can identify most of the existing vulnerabilities and determine appropriate test plans to assess and mitigate such vulnerabilities.&quot;,&quot;volume&quot;:&quot;137&quot;,&quot;container-title-short&quot;:&quot;Comput. Secur.&quot;},&quot;isTemporary&quot;:false}]},{&quot;citationID&quot;:&quot;MENDELEY_CITATION_92ad5719-c8a8-4e7b-9262-3ebf02893e72&quot;,&quot;properties&quot;:{&quot;noteIndex&quot;:0},&quot;isEdited&quot;:false,&quot;manualOverride&quot;:{&quot;isManuallyOverridden&quot;:false,&quot;citeprocText&quot;:&quot;[13], [14], [15]&quot;,&quot;manualOverrideText&quot;:&quot;&quot;},&quot;citationTag&quot;:&quot;MENDELEY_CITATION_v3_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&quot;,&quot;citationItems&quot;:[{&quot;id&quot;:&quot;ddc87d3b-56c8-3c87-b252-3cad638e883a&quot;,&quot;itemData&quot;:{&quot;type&quot;:&quot;article-journal&quot;,&quot;id&quot;:&quot;ddc87d3b-56c8-3c87-b252-3cad638e883a&quot;,&quot;title&quot;:&quot;On the adoption of static analysis for software security assessment–A case study of an open-source e-government project&quot;,&quot;author&quot;:[{&quot;family&quot;:&quot;Nguyen-Duc&quot;,&quot;given&quot;:&quot;Anh&quot;,&quot;parse-names&quot;:false,&quot;dropping-particle&quot;:&quot;&quot;,&quot;non-dropping-particle&quot;:&quot;&quot;},{&quot;family&quot;:&quot;Do&quot;,&quot;given&quot;:&quot;Manh Viet&quot;,&quot;parse-names&quot;:false,&quot;dropping-particle&quot;:&quot;&quot;,&quot;non-dropping-particle&quot;:&quot;&quot;},{&quot;family&quot;:&quot;Luong Hong&quot;,&quot;given&quot;:&quot;Quan&quot;,&quot;parse-names&quot;:false,&quot;dropping-particle&quot;:&quot;&quot;,&quot;non-dropping-particle&quot;:&quot;&quot;},{&quot;family&quot;:&quot;Nguyen Khac&quot;,&quot;given&quot;:&quot;Kiem&quot;,&quot;parse-names&quot;:false,&quot;dropping-particle&quot;:&quot;&quot;,&quot;non-dropping-particle&quot;:&quot;&quot;},{&quot;family&quot;:&quot;Nguyen Quang&quot;,&quot;given&quot;:&quot;Anh&quot;,&quot;parse-names&quot;:false,&quot;dropping-particle&quot;:&quot;&quot;,&quot;non-dropping-particle&quot;:&quot;&quot;}],&quot;container-title&quot;:&quot;Computers &amp; Security&quot;,&quot;DOI&quot;:&quot;https://doi.org/10.1016/j.cose.2021.102470&quot;,&quot;ISSN&quot;:&quot;0167-4048&quot;,&quot;URL&quot;:&quot;https://www.sciencedirect.com/science/article/pii/S0167404821002947&quot;,&quot;issued&quot;:{&quot;date-parts&quot;:[[2021]]},&quot;page&quot;:&quot;102470&quot;,&quot;abstract&quot;:&quot;Static Application Security Testing (SAST) is a popular quality assurance technique in software engineering. However, integrating SAST tools into industry-level product development for security assessment poses various technical and managerial challenges. In this work, we reported results from a case study of adopting SAST as a part of a human-driven security assessment process in an open-source e-government project. We described how SASTs are selected, evaluated, and combined into a novel approach and adopted by security experts for software security assessment. The approach was preliminarily evaluated using semi-structured interviews. Our results show that while some SAST tools out-perform others, it is possible to achieve better performance by combining more than one SAST tools. The combined approach has the potential to aid the security assessment process for open-source software.&quot;,&quot;volume&quot;:&quot;111&quot;,&quot;container-title-short&quot;:&quot;Comput. Secur.&quot;},&quot;isTemporary&quot;:false},{&quot;id&quot;:&quot;28e0c89a-29b4-3280-ad08-3eab251792e1&quot;,&quot;itemData&quot;:{&quot;type&quot;:&quot;article-journal&quot;,&quot;id&quot;:&quot;28e0c89a-29b4-3280-ad08-3eab251792e1&quot;,&quot;title&quot;:&quot;Desarrollo de servicios web REST “inseguros” para auto-aprendizaje en la explotación de vulnerabilidades&quot;,&quot;author&quot;:[{&quot;family&quot;:&quot;Mejía-Granda&quot;,&quot;given&quot;:&quot;Carlos Michael&quot;,&quot;parse-names&quot;:false,&quot;dropping-particle&quot;:&quot;&quot;,&quot;non-dropping-particle&quot;:&quot;&quot;}],&quot;accessed&quot;:{&quot;date-parts&quot;:[[2023,3,28]]},&quot;URL&quot;:&quot;https://reunir.unir.net/handle/123456789/7435&quot;,&quot;issued&quot;:{&quot;date-parts&quot;:[[2018,7,26]]},&quot;abstract&quot;:&quot;This document refers to the development of insecure REST web services, using PHP as programming language for self-learning in vulnerabilities exploitation and then, Web services will be exposed to different vulnerability analysis tools (Hp Fortify, OWASP ZAP, ACUNETIX) looking for evidencing, knowing and mitigating the founded threats.\n\nWill be included an analysis about the state of art related to security in REST web services. The “insecure” Web services developed will be submitted to a vulnerability scanner taking into account the five most common threats reported in the OWASP 2017 list and the REST Security Cheat Sheet, results will be analyzed, exposed and conclusions will be presented. Finally, readers will find brief tips, suggestions and good practices that will be useful during the development phase of REST web services for programmers.&quot;,&quot;container-title-short&quot;:&quot;&quot;},&quot;isTemporary&quot;:false},{&quot;id&quot;:&quot;74da0a59-a031-3a22-a5d7-e13953a48912&quot;,&quot;itemData&quot;:{&quot;type&quot;:&quot;article-journal&quot;,&quot;id&quot;:&quot;74da0a59-a031-3a22-a5d7-e13953a48912&quot;,&quot;title&quot;:&quot;A Comparative Analysis and Benchmarking of Dynamic Application Security Testing (DAST) Tools&quot;,&quot;author&quot;:[{&quot;family&quot;:&quot;Somi&quot;,&quot;given&quot;:&quot;Vivek&quot;,&quot;parse-names&quot;:false,&quot;dropping-particle&quot;:&quot;&quot;,&quot;non-dropping-particle&quot;:&quot;&quot;}],&quot;container-title&quot;:&quot;Journal of Engineering and Applied Sciences Technology&quot;,&quot;DOI&quot;:&quot;10.47363/JEAST/2024(6)E139&quot;,&quot;issued&quot;:{&quot;date-parts&quot;:[[2024,2,29]]},&quot;page&quot;:&quot;1-6&quot;,&quot;container-title-short&quot;:&quot;&quot;},&quot;isTemporary&quot;:false}]}]"/>
+    <we:property name="MENDELEY_BIBLIOGRAPHY_LAST_MODIFIED" value="1775789040495"/>
+    <we:property name="MENDELEY_CITATIONS" value="[{&quot;citationID&quot;:&quot;MENDELEY_CITATION_aab6c0c5-7fe8-45fc-adf9-ec3969c1a0c0&quot;,&quot;properties&quot;:{&quot;noteIndex&quot;:0},&quot;isEdited&quot;:false,&quot;manualOverride&quot;:{&quot;isManuallyOverridden&quot;:false,&quot;citeprocText&quot;:&quot;[1]&quot;,&quot;manualOverrideText&quot;:&quot;&quot;},&quot;citationTag&quot;:&quot;MENDELEY_CITATION_v3_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&quot;,&quot;citationItems&quot;:[{&quot;id&quot;:&quot;874ee776-76bc-3ab9-b473-1658c95b5471&quot;,&quot;itemData&quot;:{&quot;type&quot;:&quot;article&quot;,&quot;id&quot;:&quot;874ee776-76bc-3ab9-b473-1658c95b5471&quot;,&quot;title&quot;:&quot;Information for service organization management in a SOC 1® engagement | Resources | AICPA &amp; CIMA&quot;,&quot;author&quot;:[{&quot;family&quot;:&quot;CPAs&quot;,&quot;given&quot;:&quot;The American Institute of&quot;,&quot;parse-names&quot;:false,&quot;dropping-particle&quot;:&quot;&quot;,&quot;non-dropping-particle&quot;:&quot;&quot;}],&quot;URL&quot;:&quot;https://www.aicpa-cima.com/resources/download/information-for-service-organization-management-in-a-soc-1-engagement&quot;,&quot;issued&quot;:{&quot;date-parts&quot;:[[2023]]},&quot;container-title-short&quot;:&quot;&quot;},&quot;isTemporary&quot;:false}]},{&quot;citationID&quot;:&quot;MENDELEY_CITATION_872a0d72-ddeb-417d-97d5-30181dee9451&quot;,&quot;properties&quot;:{&quot;noteIndex&quot;:0},&quot;isEdited&quot;:false,&quot;manualOverride&quot;:{&quot;isManuallyOverridden&quot;:false,&quot;citeprocText&quot;:&quot;[1]&quot;,&quot;manualOverrideText&quot;:&quot;&quot;},&quot;citationTag&quot;:&quot;MENDELEY_CITATION_v3_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&quot;,&quot;citationItems&quot;:[{&quot;id&quot;:&quot;874ee776-76bc-3ab9-b473-1658c95b5471&quot;,&quot;itemData&quot;:{&quot;type&quot;:&quot;article&quot;,&quot;id&quot;:&quot;874ee776-76bc-3ab9-b473-1658c95b5471&quot;,&quot;title&quot;:&quot;Information for service organization management in a SOC 1® engagement | Resources | AICPA &amp; CIMA&quot;,&quot;author&quot;:[{&quot;family&quot;:&quot;CPAs&quot;,&quot;given&quot;:&quot;The American Institute of&quot;,&quot;parse-names&quot;:false,&quot;dropping-particle&quot;:&quot;&quot;,&quot;non-dropping-particle&quot;:&quot;&quot;}],&quot;URL&quot;:&quot;https://www.aicpa-cima.com/resources/download/information-for-service-organization-management-in-a-soc-1-engagement&quot;,&quot;issued&quot;:{&quot;date-parts&quot;:[[2023]]},&quot;container-title-short&quot;:&quot;&quot;},&quot;isTemporary&quot;:false}]},{&quot;citationID&quot;:&quot;MENDELEY_CITATION_503cdc9b-c81e-45fc-b7f6-17823f9ad073&quot;,&quot;properties&quot;:{&quot;noteIndex&quot;:0},&quot;isEdited&quot;:false,&quot;manualOverride&quot;:{&quot;isManuallyOverridden&quot;:false,&quot;citeprocText&quot;:&quot;[2]&quot;,&quot;manualOverrideText&quot;:&quot;&quot;},&quot;citationTag&quot;:&quot;MENDELEY_CITATION_v3_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&quot;,&quot;citationItems&quot;:[{&quot;id&quot;:&quot;57e0b561-5e6b-3381-b174-60acfe12295b&quot;,&quot;itemData&quot;:{&quot;type&quot;:&quot;webpage&quot;,&quot;id&quot;:&quot;57e0b561-5e6b-3381-b174-60acfe12295b&quot;,&quot;title&quot;:&quot;SOC 2® - SOC for Service Organizations: Trust Services Criteria | AICPA &amp; CIMA&quot;,&quot;author&quot;:[{&quot;family&quot;:&quot;CPAs&quot;,&quot;given&quot;:&quot;The American Institute of&quot;,&quot;parse-names&quot;:false,&quot;dropping-particle&quot;:&quot;&quot;,&quot;non-dropping-particle&quot;:&quot;&quot;}],&quot;accessed&quot;:{&quot;date-parts&quot;:[[2024,6,14]]},&quot;URL&quot;:&quot;https://www.aicpa-cima.com/topic/audit-assurance/audit-and-assurance-greater-than-soc-2&quot;,&quot;issued&quot;:{&quot;date-parts&quot;:[[2023]]},&quot;container-title-short&quot;:&quot;&quot;},&quot;isTemporary&quot;:false}]},{&quot;citationID&quot;:&quot;MENDELEY_CITATION_b7edac74-4c33-4fd5-b61a-84503ebea696&quot;,&quot;properties&quot;:{&quot;noteIndex&quot;:0},&quot;isEdited&quot;:false,&quot;manualOverride&quot;:{&quot;isManuallyOverridden&quot;:false,&quot;citeprocText&quot;:&quot;[3]&quot;,&quot;manualOverrideText&quot;:&quot;&quot;},&quot;citationTag&quot;:&quot;MENDELEY_CITATION_v3_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&quot;,&quot;citationItems&quot;:[{&quot;id&quot;:&quot;ed46c9c8-1490-378d-ba04-619f3a807d3b&quot;,&quot;itemData&quot;:{&quot;type&quot;:&quot;article&quot;,&quot;id&quot;:&quot;ed46c9c8-1490-378d-ba04-619f3a807d3b&quot;,&quot;title&quot;:&quot;AICPA &amp; CIMA&quot;,&quot;author&quot;:[{&quot;family&quot;:&quot;CPAs&quot;,&quot;given&quot;:&quot;The American Institute of&quot;,&quot;parse-names&quot;:false,&quot;dropping-particle&quot;:&quot;&quot;,&quot;non-dropping-particle&quot;:&quot;&quot;}],&quot;URL&quot;:&quot;https://www.aicpa-cima.com/topic/audit-assurance/audit-and-assurance-greater-than-soc-3&quot;,&quot;container-title-short&quot;:&quot;&quot;},&quot;isTemporary&quot;:false}]},{&quot;citationID&quot;:&quot;MENDELEY_CITATION_25586901-f070-4fde-b696-024f16883a84&quot;,&quot;properties&quot;:{&quot;noteIndex&quot;:0},&quot;isEdited&quot;:false,&quot;manualOverride&quot;:{&quot;isManuallyOverridden&quot;:false,&quot;citeprocText&quot;:&quot;[4], [5], [6], [7]&quot;,&quot;manualOverrideText&quot;:&quot;&quot;},&quot;citationTag&quot;:&quot;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&quot;,&quot;citationItems&quot;:[{&quot;id&quot;:&quot;4e82a12d-6659-33e4-a003-68ac7ef288d5&quot;,&quot;itemData&quot;:{&quot;type&quot;:&quot;article-journal&quot;,&quot;id&quot;:&quot;4e82a12d-6659-33e4-a003-68ac7ef288d5&quot;,&quot;title&quot;:&quot;A Personal Data Audit Method through Requirements Engineering&quot;,&quot;author&quot;:[{&quot;family&quot;:&quot;Martínez&quot;,&quot;given&quot;:&quot;Miguel A&quot;,&quot;parse-names&quot;:false,&quot;dropping-particle&quot;:&quot;&quot;,&quot;non-dropping-particle&quot;:&quot;&quot;},{&quot;family&quot;:&quot;Lasheras&quot;,&quot;given&quot;:&quot;Joaquín&quot;,&quot;parse-names&quot;:false,&quot;dropping-particle&quot;:&quot;&quot;,&quot;non-dropping-particle&quot;:&quot;&quot;},{&quot;family&quot;:&quot;Fernández-Medina&quot;,&quot;given&quot;:&quot;Eduardo&quot;,&quot;parse-names&quot;:false,&quot;dropping-particle&quot;:&quot;&quot;,&quot;non-dropping-particle&quot;:&quot;&quot;},{&quot;family&quot;:&quot;Toval&quot;,&quot;given&quot;:&quot;Ambrosio&quot;,&quot;parse-names&quot;:false,&quot;dropping-particle&quot;:&quot;&quot;,&quot;non-dropping-particle&quot;:&quot;&quot;},{&quot;family&quot;:&quot;Piattini&quot;,&quot;given&quot;:&quot;Mario&quot;,&quot;parse-names&quot;:false,&quot;dropping-particle&quot;:&quot;&quot;,&quot;non-dropping-particle&quot;:&quot;&quot;}],&quot;container-title&quot;:&quot;Computer Standards &amp; Interfaces&quot;,&quot;DOI&quot;:&quot;https://doi.org/10.1016/j.csi.2010.01.001&quot;,&quot;ISSN&quot;:&quot;0920-5489&quot;,&quot;URL&quot;:&quot;https://www.sciencedirect.com/science/article/pii/S0920548910000036&quot;,&quot;issued&quot;:{&quot;date-parts&quot;:[[2010]]},&quot;page&quot;:&quot;166-178&quot;,&quot;abstract&quot;:&quot;Organizations using personal data in areas such as in Health Information Systems have, in recent years, shown an increasing interest in the correct protection of these data. It is not only important to define security measures for these sensitive data, but also to define strategies to audit their fulfilment. Although standardisation organisations have defined recommendations and standards related to security and audit controls, no methodological frameworks proposing the audit of these sensitive data have been described. This paper presents a methodology with which to audit personal data protection, using Requirements Engineering and based on CobiT. This methodology has been validated in four real case studies.&quot;,&quot;issue&quot;:&quot;4&quot;,&quot;volume&quot;:&quot;32&quot;,&quot;container-title-short&quot;:&quot;Comput. Stand. Interfaces&quot;},&quot;isTemporary&quot;:false},{&quot;id&quot;:&quot;8bd9017b-1363-39dd-b363-2ea139c1235c&quot;,&quot;itemData&quot;:{&quot;type&quot;:&quot;book&quot;,&quot;id&quot;:&quot;8bd9017b-1363-39dd-b363-2ea139c1235c&quot;,&quot;title&quot;:&quot;Requirements Engineering to Audit Privacy Issues in Medical and Health Software.&quot;,&quot;author&quot;:[{&quot;family&quot;:&quot;Aguilar&quot;,&quot;given&quot;:&quot;Miguel Angel&quot;,&quot;parse-names&quot;:false,&quot;dropping-particle&quot;:&quot;&quot;,&quot;non-dropping-particle&quot;:&quot;&quot;},{&quot;family&quot;:&quot;Toval&quot;,&quot;given&quot;:&quot;Ambrosio&quot;,&quot;parse-names&quot;:false,&quot;dropping-particle&quot;:&quot;&quot;,&quot;non-dropping-particle&quot;:&quot;&quot;},{&quot;family&quot;:&quot;Campos&quot;,&quot;given&quot;:&quot;Manuel&quot;,&quot;parse-names&quot;:false,&quot;dropping-particle&quot;:&quot;&quot;,&quot;non-dropping-particle&quot;:&quot;&quot;}],&quot;issued&quot;:{&quot;date-parts&quot;:[[2008,1,1]]},&quot;number-of-pages&quot;:&quot;74-81&quot;,&quot;container-title-short&quot;:&quot;&quot;},&quot;isTemporary&quot;:false},{&quot;id&quot;:&quot;bc4c61ea-f9e8-3aab-a5ec-7a070021c23f&quot;,&quot;itemData&quot;:{&quot;type&quot;:&quot;article-journal&quot;,&quot;id&quot;:&quot;bc4c61ea-f9e8-3aab-a5ec-7a070021c23f&quot;,&quot;title&quot;:&quot;Reusable Software Usability Specifications for mHealth Applications&quot;,&quot;author&quot;:[{&quot;family&quot;:&quot;Cruz Zapata&quot;,&quot;given&quot;:&quot;Belén&quot;,&quot;parse-names&quot;:false,&quot;dropping-particle&quot;:&quot;&quot;,&quot;non-dropping-particle&quot;:&quot;&quot;},{&quot;family&quot;:&quot;Fernández-Alemán&quot;,&quot;given&quot;:&quot;José Luis&quot;,&quot;parse-names&quot;:false,&quot;dropping-particle&quot;:&quot;&quot;,&quot;non-dropping-particle&quot;:&quot;&quot;},{&quot;family&quot;:&quot;Toval&quot;,&quot;given&quot;:&quot;Ambrosio&quot;,&quot;parse-names&quot;:false,&quot;dropping-particle&quot;:&quot;&quot;,&quot;non-dropping-particle&quot;:&quot;&quot;},{&quot;family&quot;:&quot;Idri&quot;,&quot;given&quot;:&quot;Ali&quot;,&quot;parse-names&quot;:false,&quot;dropping-particle&quot;:&quot;&quot;,&quot;non-dropping-particle&quot;:&quot;&quot;}],&quot;container-title&quot;:&quot;Journal of Medical Systems&quot;,&quot;DOI&quot;:&quot;10.1007/s10916-018-0902-0&quot;,&quot;ISSN&quot;:&quot;1573-689X&quot;,&quot;URL&quot;:&quot;https://doi.org/10.1007/s10916-018-0902-0&quot;,&quot;issued&quot;:{&quot;date-parts&quot;:[[2018]]},&quot;page&quot;:&quot;45&quot;,&quot;abstract&quot;:&quot;One of the key factors for the adoption of mobile technologies, and in particular of mobile health applications, is usability. A usable application will be easier to use and understand by users, and will improve user’s interaction with it. This paper proposes a software requirements catalog for usable mobile health applications, which can be used for the development of new applications, or the evaluation of existing ones. The catalog is based on the main identified sources in literature on usability and mobile health applications. Our catalog was organized according to the ISO/IEC/IEEE 29148:2011 standard and follows the SIREN methodology to create reusable catalogs. The applicability of the catalog was verified by the creation of an audit method, which was used to perform the evaluation of a real app, S Health, application created by Samsung Electronics Co. The usability requirements catalog, along with the audit method, identified several usability flaws on the evaluated app, which scored 83%. Some flaws were detected in the app related to the navigation pattern. Some more issues related to the startup experience, empty screens or writing style were also found. The way a user navigates through an application improves or deteriorates user’s experience with the application. We proposed a reusable usability catalog and an audit method. This proposal was used to evaluate a mobile health application. An audit report was created with the usability issues identified on the evaluated application.&quot;,&quot;issue&quot;:&quot;3&quot;,&quot;volume&quot;:&quot;42&quot;,&quot;container-title-short&quot;:&quot;J. Med. Syst.&quot;},&quot;isTemporary&quot;:false},{&quot;id&quot;:&quot;4349c554-66e2-36df-bedc-0e61f9194e69&quot;,&quot;itemData&quot;:{&quot;type&quot;:&quot;article-journal&quot;,&quot;id&quot;:&quot;4349c554-66e2-36df-bedc-0e61f9194e69&quot;,&quot;title&quot;:&quot;A method and validation for auditing e-Health applications based on reusable software security requirements specifications&quot;,&quot;author&quot;:[{&quot;family&quot;:&quot;Mejía-Granda&quot;,&quot;given&quot;:&quot;Carlos M&quot;,&quot;parse-names&quot;:false,&quot;dropping-particle&quot;:&quot;&quot;,&quot;non-dropping-particle&quot;:&quot;&quot;},{&quot;family&quot;:&quot;Fernández-Alemán&quot;,&quot;given&quot;:&quot;José L&quot;,&quot;parse-names&quot;:false,&quot;dropping-particle&quot;:&quot;&quot;,&quot;non-dropping-particle&quot;:&quot;&quot;},{&quot;family&quot;:&quot;Carrillo de Gea&quot;,&quot;given&quot;:&quot;Juan M&quot;,&quot;parse-names&quot;:false,&quot;dropping-particle&quot;:&quot;&quot;,&quot;non-dropping-particle&quot;:&quot;&quot;},{&quot;family&quot;:&quot;García-Berná&quot;,&quot;given&quot;:&quot;José A&quot;,&quot;parse-names&quot;:false,&quot;dropping-particle&quot;:&quot;&quot;,&quot;non-dropping-particle&quot;:&quot;&quot;}],&quot;container-title&quot;:&quot;International Journal of Medical Informatics&quot;,&quot;DOI&quot;:&quot;https://doi.org/10.1016/j.ijmedinf.2024.105699&quot;,&quot;ISSN&quot;:&quot;1386-5056&quot;,&quot;URL&quot;:&quot;https://www.sciencedirect.com/science/article/pii/S1386505624003629&quot;,&quot;issued&quot;:{&quot;date-parts&quot;:[[2025]]},&quot;page&quot;:&quot;105699&quot;,&quot;abstract&quot;:&quot;Objective\nThis article deals with the complex process of obtaining security requirements for e-Health applications. It introduces a tailored audit and validation methodology particularly designed for e-Health applications. Additionally, it presents a comprehensive security catalog derived from primary sources such as law, guides, standards, best practices, and a systematic literature review. This catalog is characterized by its continuous improvement, clarity, completeness, consistency, verifiability, modifiability, and traceability.\nMethods\nThe authors reviewed electronic health security literature and gathered primary sources of law, guides, standards, and best practices. They organized the catalog according to the ISO/IEC/IEEE 29148:2018 standard and proposed a methodology to ensure its reusability. Moreover, the authors proposed SEC-AM as an audit method. The applicability of the catalog was validated through the audit method, which was conducted on a prominent medical application, OpenEMR.\nResults\nThe proposed method and validation for auditing e-Health Applications through the catalog provided a comprehensive framework for developing or evaluating new applications. Through the audit of OpenEMR, several security vulnerabilities were identified, such as DDOs, XSS, JSONi, and CMDi, resulting in a “Secure” classification of OpenEMR with a compliance rate of 66.97%.\nConclusion\nThe study demonstrates the proposed catalog’s feasibility and effectiveness in enhancing health software security. The authors suggest continuous improvement by incorporating new regulations, knowledge from additional sources, and addressing emerging zero-day vulnerabilities. This approach is crucial for providing practical, safe, and quality medical care amidst increasing cyber threats in the healthcare industry.&quot;,&quot;volume&quot;:&quot;194&quot;,&quot;container-title-short&quot;:&quot;Int. J. Med. Inform.&quot;},&quot;isTemporary&quot;:false}]},{&quot;citationID&quot;:&quot;MENDELEY_CITATION_a4f73d0f-962c-4cb2-bc4c-9bfab9aac029&quot;,&quot;properties&quot;:{&quot;noteIndex&quot;:0},&quot;isEdited&quot;:false,&quot;manualOverride&quot;:{&quot;isManuallyOverridden&quot;:false,&quot;citeprocText&quot;:&quot;[8]&quot;,&quot;manualOverrideText&quot;:&quot;&quot;},&quot;citationItems&quot;:[{&quot;id&quot;:&quot;1178b5ab-4bd7-3119-aacc-9f1a487a7518&quot;,&quot;itemData&quot;:{&quot;type&quot;:&quot;article&quot;,&quot;id&quot;:&quot;1178b5ab-4bd7-3119-aacc-9f1a487a7518&quot;,&quot;title&quot;:&quot;CISA® Exam Content Outline&quot;,&quot;author&quot;:[{&quot;family&quot;:&quot;ISACA&quot;,&quot;given&quot;:&quot;&quot;,&quot;parse-names&quot;:false,&quot;dropping-particle&quot;:&quot;&quot;,&quot;non-dropping-particle&quot;:&quot;&quot;}],&quot;URL&quot;:&quot;https://www.isaca.org/credentialing/cisa/cisa-exam-content-outline#1&quot;,&quot;issued&quot;:{&quot;date-parts&quot;:[[2026]]},&quot;container-title-short&quot;:&quot;&quot;},&quot;isTemporary&quot;:false}],&quot;citationTag&quot;:&quot;MENDELEY_CITATION_v3_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&quot;},{&quot;citationID&quot;:&quot;MENDELEY_CITATION_eda80ec9-328f-44ee-82c1-d84242b3a125&quot;,&quot;properties&quot;:{&quot;noteIndex&quot;:0},&quot;isEdited&quot;:false,&quot;manualOverride&quot;:{&quot;isManuallyOverridden&quot;:false,&quot;citeprocText&quot;:&quot;[9]&quot;,&quot;manualOverrideText&quot;:&quot;&quot;},&quot;citationTag&quot;:&quot;MENDELEY_CITATION_v3_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&quot;,&quot;citationItems&quot;:[{&quot;id&quot;:&quot;6a4a4ebb-7938-3dca-be40-881adbc1e6a4&quot;,&quot;itemData&quot;:{&quot;type&quot;:&quot;article-journal&quot;,&quot;id&quot;:&quot;6a4a4ebb-7938-3dca-be40-881adbc1e6a4&quot;,&quot;title&quot;:&quot;Why Is Static Application Security Testing Hard to Learn?&quot;,&quot;author&quot;:[{&quot;family&quot;:&quot;Krishnan&quot;,&quot;given&quot;:&quot;P&quot;,&quot;parse-names&quot;:false,&quot;dropping-particle&quot;:&quot;&quot;,&quot;non-dropping-particle&quot;:&quot;&quot;},{&quot;family&quot;:&quot;Cifuentes&quot;,&quot;given&quot;:&quot;C&quot;,&quot;parse-names&quot;:false,&quot;dropping-particle&quot;:&quot;&quot;,&quot;non-dropping-particle&quot;:&quot;&quot;},{&quot;family&quot;:&quot;Li&quot;,&quot;given&quot;:&quot;L&quot;,&quot;parse-names&quot;:false,&quot;dropping-particle&quot;:&quot;&quot;,&quot;non-dropping-particle&quot;:&quot;&quot;},{&quot;family&quot;:&quot;Bissyande&quot;,&quot;given&quot;:&quot;T F&quot;,&quot;parse-names&quot;:false,&quot;dropping-particle&quot;:&quot;&quot;,&quot;non-dropping-particle&quot;:&quot;&quot;},{&quot;family&quot;:&quot;Klein&quot;,&quot;given&quot;:&quot;J&quot;,&quot;parse-names&quot;:false,&quot;dropping-particle&quot;:&quot;&quot;,&quot;non-dropping-particle&quot;:&quot;&quot;}],&quot;container-title&quot;:&quot;IEEE Security and Privacy&quot;,&quot;DOI&quot;:&quot;10.1109/MSEC.2023.3287206&quot;,&quot;issued&quot;:{&quot;date-parts&quot;:[[2023]]},&quot;page&quot;:&quot;68-72&quot;,&quot;abstract&quot;:&quot;In this article, we summarize our experience in combining program analysis with machine learning (ML) to develop a technique that can improve the development of specific program analyses. Our experience is negative. We describe the areas that need to be addressed if ML techniques are to be useful in the program analysis context. Most of the issues that we report are different from the ones that discuss the state of the art in the use of ML techniques to detect security vulnerabilities.&quot;,&quot;issue&quot;:&quot;5&quot;,&quot;volume&quot;:&quot;21&quot;,&quot;container-title-short&quot;:&quot;IEEE Secur. Priv.&quot;},&quot;isTemporary&quot;:false}]},{&quot;citationID&quot;:&quot;MENDELEY_CITATION_5542cbb1-d39b-46b8-b376-1d767de6e044&quot;,&quot;properties&quot;:{&quot;noteIndex&quot;:0},&quot;isEdited&quot;:false,&quot;manualOverride&quot;:{&quot;isManuallyOverridden&quot;:false,&quot;citeprocText&quot;:&quot;[10], [11]&quot;,&quot;manualOverrideText&quot;:&quot;&quot;},&quot;citationTag&quot;:&quot;MENDELEY_CITATION_v3_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&quot;,&quot;citationItems&quot;:[{&quot;id&quot;:&quot;b6210058-899c-3fa4-b2b8-b6f2e0fafa6e&quot;,&quot;itemData&quot;:{&quot;type&quot;:&quot;article-journal&quot;,&quot;id&quot;:&quot;b6210058-899c-3fa4-b2b8-b6f2e0fafa6e&quot;,&quot;title&quot;:&quot;The role of program analysis in security vulnerability detection: Then and now&quot;,&quot;author&quot;:[{&quot;family&quot;:&quot;Cifuentes&quot;,&quot;given&quot;:&quot;C&quot;,&quot;parse-names&quot;:false,&quot;dropping-particle&quot;:&quot;&quot;,&quot;non-dropping-particle&quot;:&quot;&quot;},{&quot;family&quot;:&quot;Gauthier&quot;,&quot;given&quot;:&quot;F&quot;,&quot;parse-names&quot;:false,&quot;dropping-particle&quot;:&quot;&quot;,&quot;non-dropping-particle&quot;:&quot;&quot;},{&quot;family&quot;:&quot;Hassanshahi&quot;,&quot;given&quot;:&quot;B&quot;,&quot;parse-names&quot;:false,&quot;dropping-particle&quot;:&quot;&quot;,&quot;non-dropping-particle&quot;:&quot;&quot;},{&quot;family&quot;:&quot;Krishnan&quot;,&quot;given&quot;:&quot;P&quot;,&quot;parse-names&quot;:false,&quot;dropping-particle&quot;:&quot;&quot;,&quot;non-dropping-particle&quot;:&quot;&quot;},{&quot;family&quot;:&quot;McCall&quot;,&quot;given&quot;:&quot;D&quot;,&quot;parse-names&quot;:false,&quot;dropping-particle&quot;:&quot;&quot;,&quot;non-dropping-particle&quot;:&quot;&quot;}],&quot;container-title&quot;:&quot;Computers and Security&quot;,&quot;DOI&quot;:&quot;10.1016/j.cose.2023.103463&quot;,&quot;issued&quot;:{&quot;date-parts&quot;:[[2023]]},&quot;abstract&quot;:&quot;Program analysis techniques play an important role in detecting security vulnerabilities. In this paper we describe our experiences in developing a variety of tools that detect security vulnerabilities in an industrial setting. The main driving forces for adoption of program analysis tools by a development organisation are low false positive rate, ease of integration in the developer's workflow, scalability to handle industrial size systems and results that are easy to understand. Even if one the above dimensions is not supported, the tool will not be used in practice. We show how the analyses of program analysis tools have changed over more than a decade due to differences in languages, e.g., code written in systems-level languages like C tend to focus on memory-related vulnerabilities, in contrast to languages like Java, JavaScript and Python where the focus is more on injection vulnerabilities in web or cloud applications. Based on language, static or dynamic analysis approaches are needed, including hybrid approaches. We conclude with our vision on Intelligent Application Security – how program analysis tools will keep changing to enable the DevSecOps model given the fertile ground that the DevOps model provides today. We foresee different program analysis tools working together by sharing information, including the results they produce, while addressing newer security issues such as those related to supply chain issues. In this way, program analysis tools would be extended with relevant machine learning techniques and be integrated in all different phases of the code development, building, testing, deployment and monitoring cycle.&quot;,&quot;volume&quot;:&quot;135&quot;,&quot;container-title-short&quot;:&quot;Comput. Secur.&quot;},&quot;isTemporary&quot;:false},{&quot;id&quot;:&quot;8b242e14-edd6-3158-8101-6c821db8fd18&quot;,&quot;itemData&quot;:{&quot;type&quot;:&quot;paper-conference&quot;,&quot;id&quot;:&quot;8b242e14-edd6-3158-8101-6c821db8fd18&quot;,&quot;title&quot;:&quot;Secure information flow awareness for smart wireless eHealth systems&quot;,&quot;author&quot;:[{&quot;family&quot;:&quot;Pfeiffer&quot;,&quot;given&quot;:&quot;S&quot;,&quot;parse-names&quot;:false,&quot;dropping-particle&quot;:&quot;&quot;,&quot;non-dropping-particle&quot;:&quot;&quot;},{&quot;family&quot;:&quot;Unger&quot;,&quot;given&quot;:&quot;S&quot;,&quot;parse-names&quot;:false,&quot;dropping-particle&quot;:&quot;&quot;,&quot;non-dropping-particle&quot;:&quot;&quot;},{&quot;family&quot;:&quot;Timmermann&quot;,&quot;given&quot;:&quot;D&quot;,&quot;parse-names&quot;:false,&quot;dropping-particle&quot;:&quot;&quot;,&quot;non-dropping-particle&quot;:&quot;&quot;},{&quot;family&quot;:&quot;Lehmann&quot;,&quot;given&quot;:&quot;A&quot;,&quot;parse-names&quot;:false,&quot;dropping-particle&quot;:&quot;&quot;,&quot;non-dropping-particle&quot;:&quot;&quot;}],&quot;container-title&quot;:&quot;International Multi-Conference on Systems, Signals and Devices, SSD 2012 - Summary Proceedings&quot;,&quot;DOI&quot;:&quot;10.1109/SSD.2012.6198123&quot;,&quot;URL&quot;:&quot;https://www.scopus.com/inward/record.uri?eid=2-s2.0-84861600327&amp;doi=10.1109%2fSSD.2012.6198123&amp;partnerID=40&amp;md5=7ccf04a7df208ee585f5236db11e29d1&quot;,&quot;issued&quot;:{&quot;date-parts&quot;:[[2012]]},&quot;container-title-short&quot;:&quot;&quot;},&quot;isTemporary&quot;:false}]},{&quot;citationID&quot;:&quot;MENDELEY_CITATION_87fefa5f-8057-4582-b354-3f7155c5e8a7&quot;,&quot;properties&quot;:{&quot;noteIndex&quot;:0},&quot;isEdited&quot;:false,&quot;manualOverride&quot;:{&quot;isManuallyOverridden&quot;:false,&quot;citeprocText&quot;:&quot;[12]&quot;,&quot;manualOverrideText&quot;:&quot;&quot;},&quot;citationTag&quot;:&quot;MENDELEY_CITATION_v3_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&quot;,&quot;citationItems&quot;:[{&quot;id&quot;:&quot;3ff4a6bb-4cf0-32dd-b4bc-d4ef790d12d3&quot;,&quot;itemData&quot;:{&quot;type&quot;:&quot;article-journal&quot;,&quot;id&quot;:&quot;3ff4a6bb-4cf0-32dd-b4bc-d4ef790d12d3&quot;,&quot;title&quot;:&quot;On Combining Static, Dynamic and Interactive Analysis Security Testing Tools to Improve OWASP Top Ten Security Vulnerability Detection in Web Applications&quot;,&quot;author&quot;:[{&quot;family&quot;:&quot;Tudela&quot;,&quot;given&quot;:&quot;F M&quot;,&quot;parse-names&quot;:false,&quot;dropping-particle&quot;:&quot;&quot;,&quot;non-dropping-particle&quot;:&quot;&quot;},{&quot;family&quot;:&quot;Higuera&quot;,&quot;given&quot;:&quot;J R B&quot;,&quot;parse-names&quot;:false,&quot;dropping-particle&quot;:&quot;&quot;,&quot;non-dropping-particle&quot;:&quot;&quot;},{&quot;family&quot;:&quot;Higuera&quot;,&quot;given&quot;:&quot;J B&quot;,&quot;parse-names&quot;:false,&quot;dropping-particle&quot;:&quot;&quot;,&quot;non-dropping-particle&quot;:&quot;&quot;},{&quot;family&quot;:&quot;Montalvo&quot;,&quot;given&quot;:&quot;J A S&quot;,&quot;parse-names&quot;:false,&quot;dropping-particle&quot;:&quot;&quot;,&quot;non-dropping-particle&quot;:&quot;&quot;},{&quot;family&quot;:&quot;Argyros&quot;,&quot;given&quot;:&quot;M I&quot;,&quot;parse-names&quot;:false,&quot;dropping-particle&quot;:&quot;&quot;,&quot;non-dropping-particle&quot;:&quot;&quot;}],&quot;container-title&quot;:&quot;APPLIED SCIENCES-BASEL&quot;,&quot;DOI&quot;:&quot;10.3390/app10249119&quot;,&quot;ISSN&quot;:&quot;2076-3417&quot;,&quot;PMID&quot;:&quot;WOS:000602881000001&quot;,&quot;issued&quot;:{&quot;date-parts&quot;:[[2020]]},&quot;language&quot;:&quot;English&quot;,&quot;abstract&quot;:&quot;Featured Application\n   This document provides a complete comparative study of how different types of security analysis tools, (static, interactive and dynamic) can combine to obtain the best performance results in terms of true and false positive ratios taking into account different degrees of criticality.\n   The design of the techniques and algorithms used by the static, dynamic and interactive security testing tools differ. Therefore, each tool detects to a greater or lesser extent each type of vulnerability for which they are designed for. In addition, their different designs mean that they have different percentages of false positives. In order to take advantage of the possible synergies that different analysis tools types may have, this paper combines several static, dynamic and interactive analysis security testing tools-static white box security analysis (SAST), dynamic black box security analysis (DAST) and interactive white box security analysis (IAST), respectively. The aim is to investigate how to improve the effectiveness of security vulnerability detection while reducing the number of false positives. Specifically, two static, two dynamic and two interactive security analysis tools will be combined to study their behavior using a specific benchmark for OWASP Top Ten security vulnerabilities and taking into account various scenarios of different criticality in terms of the applications analyzed. Finally, this study analyzes and discuss the values of the selected metrics applied to the results for each n-tools combination.&quot;,&quot;issue&quot;:&quot;24&quot;,&quot;volume&quot;:&quot;10&quot;,&quot;container-title-short&quot;:&quot;&quot;},&quot;isTemporary&quot;:false}]},{&quot;citationID&quot;:&quot;MENDELEY_CITATION_3687f529-6597-470f-9681-f1e9b8db3e50&quot;,&quot;properties&quot;:{&quot;noteIndex&quot;:0},&quot;isEdited&quot;:false,&quot;manualOverride&quot;:{&quot;isManuallyOverridden&quot;:false,&quot;citeprocText&quot;:&quot;[13]&quot;,&quot;manualOverrideText&quot;:&quot;&quot;},&quot;citationTag&quot;:&quot;MENDELEY_CITATION_v3_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&quot;,&quot;citationItems&quot;:[{&quot;id&quot;:&quot;2f51d81e-f416-3204-81f6-94e4dc3d8dd6&quot;,&quot;itemData&quot;:{&quot;type&quot;:&quot;article-journal&quot;,&quot;id&quot;:&quot;2f51d81e-f416-3204-81f6-94e4dc3d8dd6&quot;,&quot;title&quot;:&quot;Secure software development and testing: A model-based methodology&quot;,&quot;author&quot;:[{&quot;family&quot;:&quot;Casola&quot;,&quot;given&quot;:&quot;Valentina&quot;,&quot;parse-names&quot;:false,&quot;dropping-particle&quot;:&quot;&quot;,&quot;non-dropping-particle&quot;:&quot;&quot;},{&quot;family&quot;:&quot;Benedictis&quot;,&quot;given&quot;:&quot;Alessandra&quot;,&quot;parse-names&quot;:false,&quot;dropping-particle&quot;:&quot;&quot;,&quot;non-dropping-particle&quot;:&quot;De&quot;},{&quot;family&quot;:&quot;Mazzocca&quot;,&quot;given&quot;:&quot;Carlo&quot;,&quot;parse-names&quot;:false,&quot;dropping-particle&quot;:&quot;&quot;,&quot;non-dropping-particle&quot;:&quot;&quot;},{&quot;family&quot;:&quot;Orbinato&quot;,&quot;given&quot;:&quot;Vittorio&quot;,&quot;parse-names&quot;:false,&quot;dropping-particle&quot;:&quot;&quot;,&quot;non-dropping-particle&quot;:&quot;&quot;}],&quot;container-title&quot;:&quot;Computers &amp; Security&quot;,&quot;DOI&quot;:&quot;https://doi.org/10.1016/j.cose.2023.103639&quot;,&quot;ISSN&quot;:&quot;0167-4048&quot;,&quot;URL&quot;:&quot;https://www.sciencedirect.com/science/article/pii/S0167404823005497&quot;,&quot;issued&quot;:{&quot;date-parts&quot;:[[2024]]},&quot;page&quot;:&quot;103639&quot;,&quot;abstract&quot;:&quot;Modern industries widely rely upon software and IT services, in a context where cybercrime is rapidly spreading in more and more sectors. Unfortunately, despite greater general awareness of security risks and the availability of security tools that can help to cope with those risks, many organizations (especially medium/small-size ones) still lag when it comes to building security into their services. This is mainly due to the limited security skills of common developers/IT project managers and to the typically high costs of security procedures. In fact, while automated tools exist to perform code analysis, vulnerability scanning, or security testing, the manual intervention of security experts is still required not only for security analysis and design, but also to configure and elaborate the output of the security testing tools. In this paper, we propose a novel secure software development methodology aimed at supporting developers from security design to security testing, suitable for integration within modern DevOps pipelines according to a DevSecOps (or SecDevOps) approach. The proposed methodology leverages a model-based process that enables identifying existing threats, selecting appropriate countermeasures to enforce, and verify their mitigation effectiveness through both static assessment procedures and targeted security tests. To demonstrate our approach's feasibility and concretely illustrate the devised activities, we provide a step-by-step description of the whole process concerning a containerized microservice-based application case study. In addition, we discuss the application of the proposed methodology, in its threat modeling and security testing phases, to a well-known vulnerable web application widely used for security training purposes, to illustrate that we can identify most of the existing vulnerabilities and determine appropriate test plans to assess and mitigate such vulnerabilities.&quot;,&quot;volume&quot;:&quot;137&quot;,&quot;container-title-short&quot;:&quot;Comput. Secur.&quot;},&quot;isTemporary&quot;:false}]},{&quot;citationID&quot;:&quot;MENDELEY_CITATION_92ad5719-c8a8-4e7b-9262-3ebf02893e72&quot;,&quot;properties&quot;:{&quot;noteIndex&quot;:0},&quot;isEdited&quot;:false,&quot;manualOverride&quot;:{&quot;isManuallyOverridden&quot;:false,&quot;citeprocText&quot;:&quot;[14], [15], [16]&quot;,&quot;manualOverrideText&quot;:&quot;&quot;},&quot;citationTag&quot;:&quot;MENDELEY_CITATION_v3_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&quot;,&quot;citationItems&quot;:[{&quot;id&quot;:&quot;ddc87d3b-56c8-3c87-b252-3cad638e883a&quot;,&quot;itemData&quot;:{&quot;type&quot;:&quot;article-journal&quot;,&quot;id&quot;:&quot;ddc87d3b-56c8-3c87-b252-3cad638e883a&quot;,&quot;title&quot;:&quot;On the adoption of static analysis for software security assessment–A case study of an open-source e-government project&quot;,&quot;author&quot;:[{&quot;family&quot;:&quot;Nguyen-Duc&quot;,&quot;given&quot;:&quot;Anh&quot;,&quot;parse-names&quot;:false,&quot;dropping-particle&quot;:&quot;&quot;,&quot;non-dropping-particle&quot;:&quot;&quot;},{&quot;family&quot;:&quot;Do&quot;,&quot;given&quot;:&quot;Manh Viet&quot;,&quot;parse-names&quot;:false,&quot;dropping-particle&quot;:&quot;&quot;,&quot;non-dropping-particle&quot;:&quot;&quot;},{&quot;family&quot;:&quot;Luong Hong&quot;,&quot;given&quot;:&quot;Quan&quot;,&quot;parse-names&quot;:false,&quot;dropping-particle&quot;:&quot;&quot;,&quot;non-dropping-particle&quot;:&quot;&quot;},{&quot;family&quot;:&quot;Nguyen Khac&quot;,&quot;given&quot;:&quot;Kiem&quot;,&quot;parse-names&quot;:false,&quot;dropping-particle&quot;:&quot;&quot;,&quot;non-dropping-particle&quot;:&quot;&quot;},{&quot;family&quot;:&quot;Nguyen Quang&quot;,&quot;given&quot;:&quot;Anh&quot;,&quot;parse-names&quot;:false,&quot;dropping-particle&quot;:&quot;&quot;,&quot;non-dropping-particle&quot;:&quot;&quot;}],&quot;container-title&quot;:&quot;Computers &amp; Security&quot;,&quot;DOI&quot;:&quot;https://doi.org/10.1016/j.cose.2021.102470&quot;,&quot;ISSN&quot;:&quot;0167-4048&quot;,&quot;URL&quot;:&quot;https://www.sciencedirect.com/science/article/pii/S0167404821002947&quot;,&quot;issued&quot;:{&quot;date-parts&quot;:[[2021]]},&quot;page&quot;:&quot;102470&quot;,&quot;abstract&quot;:&quot;Static Application Security Testing (SAST) is a popular quality assurance technique in software engineering. However, integrating SAST tools into industry-level product development for security assessment poses various technical and managerial challenges. In this work, we reported results from a case study of adopting SAST as a part of a human-driven security assessment process in an open-source e-government project. We described how SASTs are selected, evaluated, and combined into a novel approach and adopted by security experts for software security assessment. The approach was preliminarily evaluated using semi-structured interviews. Our results show that while some SAST tools out-perform others, it is possible to achieve better performance by combining more than one SAST tools. The combined approach has the potential to aid the security assessment process for open-source software.&quot;,&quot;volume&quot;:&quot;111&quot;,&quot;container-title-short&quot;:&quot;Comput. Secur.&quot;},&quot;isTemporary&quot;:false},{&quot;id&quot;:&quot;28e0c89a-29b4-3280-ad08-3eab251792e1&quot;,&quot;itemData&quot;:{&quot;type&quot;:&quot;article-journal&quot;,&quot;id&quot;:&quot;28e0c89a-29b4-3280-ad08-3eab251792e1&quot;,&quot;title&quot;:&quot;Desarrollo de servicios web REST “inseguros” para auto-aprendizaje en la explotación de vulnerabilidades&quot;,&quot;author&quot;:[{&quot;family&quot;:&quot;Mejía-Granda&quot;,&quot;given&quot;:&quot;Carlos Michael&quot;,&quot;parse-names&quot;:false,&quot;dropping-particle&quot;:&quot;&quot;,&quot;non-dropping-particle&quot;:&quot;&quot;}],&quot;accessed&quot;:{&quot;date-parts&quot;:[[2023,3,28]]},&quot;URL&quot;:&quot;https://reunir.unir.net/handle/123456789/7435&quot;,&quot;issued&quot;:{&quot;date-parts&quot;:[[2018,7,26]]},&quot;abstract&quot;:&quot;This document refers to the development of insecure REST web services, using PHP as programming language for self-learning in vulnerabilities exploitation and then, Web services will be exposed to different vulnerability analysis tools (Hp Fortify, OWASP ZAP, ACUNETIX) looking for evidencing, knowing and mitigating the founded threats.\n\nWill be included an analysis about the state of art related to security in REST web services. The “insecure” Web services developed will be submitted to a vulnerability scanner taking into account the five most common threats reported in the OWASP 2017 list and the REST Security Cheat Sheet, results will be analyzed, exposed and conclusions will be presented. Finally, readers will find brief tips, suggestions and good practices that will be useful during the development phase of REST web services for programmers.&quot;,&quot;container-title-short&quot;:&quot;&quot;},&quot;isTemporary&quot;:false},{&quot;id&quot;:&quot;74da0a59-a031-3a22-a5d7-e13953a48912&quot;,&quot;itemData&quot;:{&quot;type&quot;:&quot;article-journal&quot;,&quot;id&quot;:&quot;74da0a59-a031-3a22-a5d7-e13953a48912&quot;,&quot;title&quot;:&quot;A Comparative Analysis and Benchmarking of Dynamic Application Security Testing (DAST) Tools&quot;,&quot;author&quot;:[{&quot;family&quot;:&quot;Somi&quot;,&quot;given&quot;:&quot;Vivek&quot;,&quot;parse-names&quot;:false,&quot;dropping-particle&quot;:&quot;&quot;,&quot;non-dropping-particle&quot;:&quot;&quot;}],&quot;container-title&quot;:&quot;Journal of Engineering and Applied Sciences Technology&quot;,&quot;DOI&quot;:&quot;10.47363/JEAST/2024(6)E139&quot;,&quot;issued&quot;:{&quot;date-parts&quot;:[[2024,2,29]]},&quot;page&quot;:&quot;1-6&quot;,&quot;container-title-short&quot;:&quot;&quot;},&quot;isTemporary&quot;:false}]}]"/>
     <we:property name="MENDELEY_CITATIONS_STYLE" value="{&quot;id&quot;:&quot;https://www.zotero.org/styles/ieee&quot;,&quot;title&quot;:&quot;IEEE Reference Guide version 11.29.2023&quot;,&quot;format&quot;:&quot;numeric&quot;,&quot;defaultLocale&quot;:null,&quot;isLocaleCodeValid&quot;:true}"/>
   </we:properties>
   <we:bindings/>
